--- a/映画脚本/Projects/常世ホテル/output/常世ホテル_第4話_脚本_20260926_v1.docx
+++ b/映画脚本/Projects/常世ホテル/output/常世ホテル_第4話_脚本_20260926_v1.docx
@@ -2920,6 +2920,944 @@
           <w:sz w:val="24"/>
           <w:szCs w:val="24"/>
         </w:rPr>
+        <w:t xml:space="preserve">INT. 警視庁・捜査本部 - 夕方</w:t>
+      </w:r>
+    </w:p>
+    <w:p>
+      <w:pPr>
+        <w:spacing w:after="120" w:before="0" w:line="240"/>
+        <w:ind w:left="0" w:right="0"/>
+        <w:jc w:val="left"/>
+      </w:pPr>
+      <w:r>
+        <w:rPr>
+          <w:rFonts w:ascii="Courier New" w:cs="Courier New" w:eastAsia="Courier New" w:hAnsi="Courier New"/>
+          <w:b w:val="false"/>
+          <w:bCs w:val="false"/>
+          <w:sz w:val="24"/>
+          <w:szCs w:val="24"/>
+        </w:rPr>
+        <w:t xml:space="preserve">川島が、若林の机の前に立っている。机の上に、久保田事件の報告書。若林が書いたもの。</w:t>
+      </w:r>
+    </w:p>
+    <w:p>
+      <w:pPr>
+        <w:spacing w:after="0" w:before="200" w:line="240"/>
+        <w:ind w:left="3170" w:right="0"/>
+        <w:jc w:val="left"/>
+      </w:pPr>
+      <w:r>
+        <w:rPr>
+          <w:rFonts w:ascii="Courier New" w:cs="Courier New" w:eastAsia="Courier New" w:hAnsi="Courier New"/>
+          <w:b w:val="false"/>
+          <w:bCs w:val="false"/>
+          <w:sz w:val="24"/>
+          <w:szCs w:val="24"/>
+        </w:rPr>
+        <w:t xml:space="preserve">川島</w:t>
+      </w:r>
+    </w:p>
+    <w:p>
+      <w:pPr>
+        <w:spacing w:after="0" w:before="0" w:line="240"/>
+        <w:ind w:left="1440" w:right="2160"/>
+        <w:jc w:val="left"/>
+      </w:pPr>
+      <w:r>
+        <w:rPr>
+          <w:rFonts w:ascii="Courier New" w:cs="Courier New" w:eastAsia="Courier New" w:hAnsi="Courier New"/>
+          <w:b w:val="false"/>
+          <w:bCs w:val="false"/>
+          <w:sz w:val="24"/>
+          <w:szCs w:val="24"/>
+        </w:rPr>
+        <w:t xml:space="preserve">中肉中背、雨でよく見えず。</w:t>
+      </w:r>
+    </w:p>
+    <w:p>
+      <w:pPr>
+        <w:spacing w:after="0" w:before="200" w:line="240"/>
+        <w:ind w:left="3170" w:right="0"/>
+        <w:jc w:val="left"/>
+      </w:pPr>
+      <w:r>
+        <w:rPr>
+          <w:rFonts w:ascii="Courier New" w:cs="Courier New" w:eastAsia="Courier New" w:hAnsi="Courier New"/>
+          <w:b w:val="false"/>
+          <w:bCs w:val="false"/>
+          <w:sz w:val="24"/>
+          <w:szCs w:val="24"/>
+        </w:rPr>
+        <w:t xml:space="preserve">若林</w:t>
+      </w:r>
+    </w:p>
+    <w:p>
+      <w:pPr>
+        <w:spacing w:after="0" w:before="0" w:line="240"/>
+        <w:ind w:left="1440" w:right="2160"/>
+        <w:jc w:val="left"/>
+      </w:pPr>
+      <w:r>
+        <w:rPr>
+          <w:rFonts w:ascii="Courier New" w:cs="Courier New" w:eastAsia="Courier New" w:hAnsi="Courier New"/>
+          <w:b w:val="false"/>
+          <w:bCs w:val="false"/>
+          <w:sz w:val="24"/>
+          <w:szCs w:val="24"/>
+        </w:rPr>
+        <w:t xml:space="preserve">はい。</w:t>
+      </w:r>
+    </w:p>
+    <w:p>
+      <w:pPr>
+        <w:spacing w:after="0" w:before="200" w:line="240"/>
+        <w:ind w:left="3170" w:right="0"/>
+        <w:jc w:val="left"/>
+      </w:pPr>
+      <w:r>
+        <w:rPr>
+          <w:rFonts w:ascii="Courier New" w:cs="Courier New" w:eastAsia="Courier New" w:hAnsi="Courier New"/>
+          <w:b w:val="false"/>
+          <w:bCs w:val="false"/>
+          <w:sz w:val="24"/>
+          <w:szCs w:val="24"/>
+        </w:rPr>
+        <w:t xml:space="preserve">川島</w:t>
+      </w:r>
+    </w:p>
+    <w:p>
+      <w:pPr>
+        <w:spacing w:after="0" w:before="0" w:line="240"/>
+        <w:ind w:left="1440" w:right="2160"/>
+        <w:jc w:val="left"/>
+      </w:pPr>
+      <w:r>
+        <w:rPr>
+          <w:rFonts w:ascii="Courier New" w:cs="Courier New" w:eastAsia="Courier New" w:hAnsi="Courier New"/>
+          <w:b w:val="false"/>
+          <w:bCs w:val="false"/>
+          <w:sz w:val="24"/>
+          <w:szCs w:val="24"/>
+        </w:rPr>
+        <w:t xml:space="preserve">お前、張り込み中に寝てたのか。</w:t>
+      </w:r>
+    </w:p>
+    <w:p>
+      <w:pPr>
+        <w:spacing w:after="0" w:before="200" w:line="240"/>
+        <w:ind w:left="3170" w:right="0"/>
+        <w:jc w:val="left"/>
+      </w:pPr>
+      <w:r>
+        <w:rPr>
+          <w:rFonts w:ascii="Courier New" w:cs="Courier New" w:eastAsia="Courier New" w:hAnsi="Courier New"/>
+          <w:b w:val="false"/>
+          <w:bCs w:val="false"/>
+          <w:sz w:val="24"/>
+          <w:szCs w:val="24"/>
+        </w:rPr>
+        <w:t xml:space="preserve">若林</w:t>
+      </w:r>
+    </w:p>
+    <w:p>
+      <w:pPr>
+        <w:spacing w:after="0" w:before="0" w:line="240"/>
+        <w:ind w:left="1440" w:right="2160"/>
+        <w:jc w:val="left"/>
+      </w:pPr>
+      <w:r>
+        <w:rPr>
+          <w:rFonts w:ascii="Courier New" w:cs="Courier New" w:eastAsia="Courier New" w:hAnsi="Courier New"/>
+          <w:b w:val="false"/>
+          <w:bCs w:val="false"/>
+          <w:sz w:val="24"/>
+          <w:szCs w:val="24"/>
+        </w:rPr>
+        <w:t xml:space="preserve">……少し。</w:t>
+      </w:r>
+    </w:p>
+    <w:p>
+      <w:pPr>
+        <w:spacing w:after="0" w:before="200" w:line="240"/>
+        <w:ind w:left="3170" w:right="0"/>
+        <w:jc w:val="left"/>
+      </w:pPr>
+      <w:r>
+        <w:rPr>
+          <w:rFonts w:ascii="Courier New" w:cs="Courier New" w:eastAsia="Courier New" w:hAnsi="Courier New"/>
+          <w:b w:val="false"/>
+          <w:bCs w:val="false"/>
+          <w:sz w:val="24"/>
+          <w:szCs w:val="24"/>
+        </w:rPr>
+        <w:t xml:space="preserve">川島</w:t>
+      </w:r>
+    </w:p>
+    <w:p>
+      <w:pPr>
+        <w:spacing w:after="0" w:before="0" w:line="240"/>
+        <w:ind w:left="1440" w:right="2160"/>
+        <w:jc w:val="left"/>
+      </w:pPr>
+      <w:r>
+        <w:rPr>
+          <w:rFonts w:ascii="Courier New" w:cs="Courier New" w:eastAsia="Courier New" w:hAnsi="Courier New"/>
+          <w:b w:val="false"/>
+          <w:bCs w:val="false"/>
+          <w:sz w:val="24"/>
+          <w:szCs w:val="24"/>
+        </w:rPr>
+        <w:t xml:space="preserve">寝てたやつが、勝手口の音で起きて、犯人の後ろ姿を路地の角まで追った。</w:t>
+      </w:r>
+    </w:p>
+    <w:p>
+      <w:pPr>
+        <w:spacing w:after="120" w:before="0" w:line="240"/>
+        <w:ind w:left="0" w:right="0"/>
+        <w:jc w:val="left"/>
+      </w:pPr>
+      <w:r>
+        <w:rPr>
+          <w:rFonts w:ascii="Courier New" w:cs="Courier New" w:eastAsia="Courier New" w:hAnsi="Courier New"/>
+          <w:b w:val="false"/>
+          <w:bCs w:val="false"/>
+          <w:sz w:val="24"/>
+          <w:szCs w:val="24"/>
+        </w:rPr>
+        <w:t xml:space="preserve">若林は、答えない。</w:t>
+      </w:r>
+    </w:p>
+    <w:p>
+      <w:pPr>
+        <w:spacing w:after="0" w:before="200" w:line="240"/>
+        <w:ind w:left="3170" w:right="0"/>
+        <w:jc w:val="left"/>
+      </w:pPr>
+      <w:r>
+        <w:rPr>
+          <w:rFonts w:ascii="Courier New" w:cs="Courier New" w:eastAsia="Courier New" w:hAnsi="Courier New"/>
+          <w:b w:val="false"/>
+          <w:bCs w:val="false"/>
+          <w:sz w:val="24"/>
+          <w:szCs w:val="24"/>
+        </w:rPr>
+        <w:t xml:space="preserve">川島</w:t>
+      </w:r>
+    </w:p>
+    <w:p>
+      <w:pPr>
+        <w:spacing w:after="0" w:before="0" w:line="240"/>
+        <w:ind w:left="1440" w:right="2160"/>
+        <w:jc w:val="left"/>
+      </w:pPr>
+      <w:r>
+        <w:rPr>
+          <w:rFonts w:ascii="Courier New" w:cs="Courier New" w:eastAsia="Courier New" w:hAnsi="Courier New"/>
+          <w:b w:val="false"/>
+          <w:bCs w:val="false"/>
+          <w:sz w:val="24"/>
+          <w:szCs w:val="24"/>
+        </w:rPr>
+        <w:t xml:space="preserve">角を曲がったら消えた。煙みたいに。</w:t>
+      </w:r>
+    </w:p>
+    <w:p>
+      <w:pPr>
+        <w:spacing w:after="120" w:before="0" w:line="240"/>
+        <w:ind w:left="0" w:right="0"/>
+        <w:jc w:val="left"/>
+      </w:pPr>
+      <w:r>
+        <w:rPr>
+          <w:rFonts w:ascii="Courier New" w:cs="Courier New" w:eastAsia="Courier New" w:hAnsi="Courier New"/>
+          <w:b w:val="false"/>
+          <w:bCs w:val="false"/>
+          <w:sz w:val="24"/>
+          <w:szCs w:val="24"/>
+        </w:rPr>
+        <w:t xml:space="preserve">川島は、報告書を机に置く。</w:t>
+      </w:r>
+    </w:p>
+    <w:p>
+      <w:pPr>
+        <w:spacing w:after="0" w:before="200" w:line="240"/>
+        <w:ind w:left="3170" w:right="0"/>
+        <w:jc w:val="left"/>
+      </w:pPr>
+      <w:r>
+        <w:rPr>
+          <w:rFonts w:ascii="Courier New" w:cs="Courier New" w:eastAsia="Courier New" w:hAnsi="Courier New"/>
+          <w:b w:val="false"/>
+          <w:bCs w:val="false"/>
+          <w:sz w:val="24"/>
+          <w:szCs w:val="24"/>
+        </w:rPr>
+        <w:t xml:space="preserve">川島（CONT'D）</w:t>
+      </w:r>
+    </w:p>
+    <w:p>
+      <w:pPr>
+        <w:spacing w:after="0" w:before="0" w:line="240"/>
+        <w:ind w:left="1440" w:right="2160"/>
+        <w:jc w:val="left"/>
+      </w:pPr>
+      <w:r>
+        <w:rPr>
+          <w:rFonts w:ascii="Courier New" w:cs="Courier New" w:eastAsia="Courier New" w:hAnsi="Courier New"/>
+          <w:b w:val="false"/>
+          <w:bCs w:val="false"/>
+          <w:sz w:val="24"/>
+          <w:szCs w:val="24"/>
+        </w:rPr>
+        <w:t xml:space="preserve">俺は、三十年この仕事をやってる。部下が誰かをかばってるときの顔くらい、わかる。</w:t>
+      </w:r>
+    </w:p>
+    <w:p>
+      <w:pPr>
+        <w:spacing w:after="0" w:before="200" w:line="240"/>
+        <w:ind w:left="3170" w:right="0"/>
+        <w:jc w:val="left"/>
+      </w:pPr>
+      <w:r>
+        <w:rPr>
+          <w:rFonts w:ascii="Courier New" w:cs="Courier New" w:eastAsia="Courier New" w:hAnsi="Courier New"/>
+          <w:b w:val="false"/>
+          <w:bCs w:val="false"/>
+          <w:sz w:val="24"/>
+          <w:szCs w:val="24"/>
+        </w:rPr>
+        <w:t xml:space="preserve">若林</w:t>
+      </w:r>
+    </w:p>
+    <w:p>
+      <w:pPr>
+        <w:spacing w:after="0" w:before="0" w:line="240"/>
+        <w:ind w:left="1440" w:right="2160"/>
+        <w:jc w:val="left"/>
+      </w:pPr>
+      <w:r>
+        <w:rPr>
+          <w:rFonts w:ascii="Courier New" w:cs="Courier New" w:eastAsia="Courier New" w:hAnsi="Courier New"/>
+          <w:b w:val="false"/>
+          <w:bCs w:val="false"/>
+          <w:sz w:val="24"/>
+          <w:szCs w:val="24"/>
+        </w:rPr>
+        <w:t xml:space="preserve">かばってません。</w:t>
+      </w:r>
+    </w:p>
+    <w:p>
+      <w:pPr>
+        <w:spacing w:after="0" w:before="200" w:line="240"/>
+        <w:ind w:left="3170" w:right="0"/>
+        <w:jc w:val="left"/>
+      </w:pPr>
+      <w:r>
+        <w:rPr>
+          <w:rFonts w:ascii="Courier New" w:cs="Courier New" w:eastAsia="Courier New" w:hAnsi="Courier New"/>
+          <w:b w:val="false"/>
+          <w:bCs w:val="false"/>
+          <w:sz w:val="24"/>
+          <w:szCs w:val="24"/>
+        </w:rPr>
+        <w:t xml:space="preserve">川島</w:t>
+      </w:r>
+    </w:p>
+    <w:p>
+      <w:pPr>
+        <w:spacing w:after="0" w:before="0" w:line="240"/>
+        <w:ind w:left="1440" w:right="2160"/>
+        <w:jc w:val="left"/>
+      </w:pPr>
+      <w:r>
+        <w:rPr>
+          <w:rFonts w:ascii="Courier New" w:cs="Courier New" w:eastAsia="Courier New" w:hAnsi="Courier New"/>
+          <w:b w:val="false"/>
+          <w:bCs w:val="false"/>
+          <w:sz w:val="24"/>
+          <w:szCs w:val="24"/>
+        </w:rPr>
+        <w:t xml:space="preserve">そうか。</w:t>
+      </w:r>
+    </w:p>
+    <w:p>
+      <w:pPr>
+        <w:spacing w:after="120" w:before="0" w:line="240"/>
+        <w:ind w:left="0" w:right="0"/>
+        <w:jc w:val="left"/>
+      </w:pPr>
+      <w:r>
+        <w:rPr>
+          <w:rFonts w:ascii="Courier New" w:cs="Courier New" w:eastAsia="Courier New" w:hAnsi="Courier New"/>
+          <w:b w:val="false"/>
+          <w:bCs w:val="false"/>
+          <w:sz w:val="24"/>
+          <w:szCs w:val="24"/>
+        </w:rPr>
+        <w:t xml:space="preserve">川島は、背を向けかけて、止まる。</w:t>
+      </w:r>
+    </w:p>
+    <w:p>
+      <w:pPr>
+        <w:spacing w:after="0" w:before="200" w:line="240"/>
+        <w:ind w:left="3170" w:right="0"/>
+        <w:jc w:val="left"/>
+      </w:pPr>
+      <w:r>
+        <w:rPr>
+          <w:rFonts w:ascii="Courier New" w:cs="Courier New" w:eastAsia="Courier New" w:hAnsi="Courier New"/>
+          <w:b w:val="false"/>
+          <w:bCs w:val="false"/>
+          <w:sz w:val="24"/>
+          <w:szCs w:val="24"/>
+        </w:rPr>
+        <w:t xml:space="preserve">川島（CONT'D）</w:t>
+      </w:r>
+    </w:p>
+    <w:p>
+      <w:pPr>
+        <w:spacing w:after="0" w:before="0" w:line="240"/>
+        <w:ind w:left="1440" w:right="2160"/>
+        <w:jc w:val="left"/>
+      </w:pPr>
+      <w:r>
+        <w:rPr>
+          <w:rFonts w:ascii="Courier New" w:cs="Courier New" w:eastAsia="Courier New" w:hAnsi="Courier New"/>
+          <w:b w:val="false"/>
+          <w:bCs w:val="false"/>
+          <w:sz w:val="24"/>
+          <w:szCs w:val="24"/>
+        </w:rPr>
+        <w:t xml:space="preserve">久我の休職、長期に切り替えた。産業医の面談も入れた。書類を、あいつに届けてくれ。お前が。</w:t>
+      </w:r>
+    </w:p>
+    <w:p>
+      <w:pPr>
+        <w:spacing w:after="120" w:before="0" w:line="240"/>
+        <w:ind w:left="0" w:right="0"/>
+        <w:jc w:val="left"/>
+      </w:pPr>
+      <w:r>
+        <w:rPr>
+          <w:rFonts w:ascii="Courier New" w:cs="Courier New" w:eastAsia="Courier New" w:hAnsi="Courier New"/>
+          <w:b w:val="false"/>
+          <w:bCs w:val="false"/>
+          <w:sz w:val="24"/>
+          <w:szCs w:val="24"/>
+        </w:rPr>
+        <w:t xml:space="preserve">若林が、顔を上げる。</w:t>
+      </w:r>
+    </w:p>
+    <w:p>
+      <w:pPr>
+        <w:spacing w:after="0" w:before="200" w:line="240"/>
+        <w:ind w:left="3170" w:right="0"/>
+        <w:jc w:val="left"/>
+      </w:pPr>
+      <w:r>
+        <w:rPr>
+          <w:rFonts w:ascii="Courier New" w:cs="Courier New" w:eastAsia="Courier New" w:hAnsi="Courier New"/>
+          <w:b w:val="false"/>
+          <w:bCs w:val="false"/>
+          <w:sz w:val="24"/>
+          <w:szCs w:val="24"/>
+        </w:rPr>
+        <w:t xml:space="preserve">川島（CONT'D）</w:t>
+      </w:r>
+    </w:p>
+    <w:p>
+      <w:pPr>
+        <w:spacing w:after="0" w:before="0" w:line="240"/>
+        <w:ind w:left="1440" w:right="2160"/>
+        <w:jc w:val="left"/>
+      </w:pPr>
+      <w:r>
+        <w:rPr>
+          <w:rFonts w:ascii="Courier New" w:cs="Courier New" w:eastAsia="Courier New" w:hAnsi="Courier New"/>
+          <w:b w:val="false"/>
+          <w:bCs w:val="false"/>
+          <w:sz w:val="24"/>
+          <w:szCs w:val="24"/>
+        </w:rPr>
+        <w:t xml:space="preserve">顔を見てこい。あいつの。</w:t>
+      </w:r>
+    </w:p>
+    <w:p>
+      <w:pPr>
+        <w:spacing w:after="0" w:before="200" w:line="240"/>
+        <w:ind w:left="0" w:right="0"/>
+        <w:jc w:val="left"/>
+      </w:pPr>
+      <w:r>
+        <w:rPr>
+          <w:rFonts w:ascii="Courier New" w:cs="Courier New" w:eastAsia="Courier New" w:hAnsi="Courier New"/>
+          <w:b w:val="false"/>
+          <w:bCs w:val="false"/>
+          <w:sz w:val="24"/>
+          <w:szCs w:val="24"/>
+        </w:rPr>
+        <w:t xml:space="preserve">INT. 築地のビジネスホテル・ロビー - 昼</w:t>
+      </w:r>
+    </w:p>
+    <w:p>
+      <w:pPr>
+        <w:spacing w:after="120" w:before="0" w:line="240"/>
+        <w:ind w:left="0" w:right="0"/>
+        <w:jc w:val="left"/>
+      </w:pPr>
+      <w:r>
+        <w:rPr>
+          <w:rFonts w:ascii="Courier New" w:cs="Courier New" w:eastAsia="Courier New" w:hAnsi="Courier New"/>
+          <w:b w:val="false"/>
+          <w:bCs w:val="false"/>
+          <w:sz w:val="24"/>
+          <w:szCs w:val="24"/>
+        </w:rPr>
+        <w:t xml:space="preserve">狭いロビーの、合皮のソファ。ミオの母親の</w:t>
+      </w:r>
+      <w:r>
+        <w:rPr>
+          <w:rFonts w:ascii="Courier New" w:cs="Courier New" w:eastAsia="Courier New" w:hAnsi="Courier New"/>
+          <w:b/>
+          <w:bCs/>
+          <w:sz w:val="24"/>
+          <w:szCs w:val="24"/>
+        </w:rPr>
+        <w:t xml:space="preserve">小川律子</w:t>
+      </w:r>
+      <w:r>
+        <w:rPr>
+          <w:rFonts w:ascii="Courier New" w:cs="Courier New" w:eastAsia="Courier New" w:hAnsi="Courier New"/>
+          <w:b w:val="false"/>
+          <w:bCs w:val="false"/>
+          <w:sz w:val="24"/>
+          <w:szCs w:val="24"/>
+        </w:rPr>
+        <w:t xml:space="preserve">（48）が座っている。膝の上に、ミオのうちわ。カナの病室から持ってきたもの。</w:t>
+      </w:r>
+    </w:p>
+    <w:p>
+      <w:pPr>
+        <w:spacing w:after="120" w:before="0" w:line="240"/>
+        <w:ind w:left="0" w:right="0"/>
+        <w:jc w:val="left"/>
+      </w:pPr>
+      <w:r>
+        <w:rPr>
+          <w:rFonts w:ascii="Courier New" w:cs="Courier New" w:eastAsia="Courier New" w:hAnsi="Courier New"/>
+          <w:b w:val="false"/>
+          <w:bCs w:val="false"/>
+          <w:sz w:val="24"/>
+          <w:szCs w:val="24"/>
+        </w:rPr>
+        <w:t xml:space="preserve">圭介が、向かいに座る。</w:t>
+      </w:r>
+    </w:p>
+    <w:p>
+      <w:pPr>
+        <w:spacing w:after="0" w:before="200" w:line="240"/>
+        <w:ind w:left="3170" w:right="0"/>
+        <w:jc w:val="left"/>
+      </w:pPr>
+      <w:r>
+        <w:rPr>
+          <w:rFonts w:ascii="Courier New" w:cs="Courier New" w:eastAsia="Courier New" w:hAnsi="Courier New"/>
+          <w:b w:val="false"/>
+          <w:bCs w:val="false"/>
+          <w:sz w:val="24"/>
+          <w:szCs w:val="24"/>
+        </w:rPr>
+        <w:t xml:space="preserve">律子</w:t>
+      </w:r>
+    </w:p>
+    <w:p>
+      <w:pPr>
+        <w:spacing w:after="0" w:before="0" w:line="240"/>
+        <w:ind w:left="1440" w:right="2160"/>
+        <w:jc w:val="left"/>
+      </w:pPr>
+      <w:r>
+        <w:rPr>
+          <w:rFonts w:ascii="Courier New" w:cs="Courier New" w:eastAsia="Courier New" w:hAnsi="Courier New"/>
+          <w:b w:val="false"/>
+          <w:bCs w:val="false"/>
+          <w:sz w:val="24"/>
+          <w:szCs w:val="24"/>
+        </w:rPr>
+        <w:t xml:space="preserve">警察の方は、もう何度も来てくださいました。何もわからないって。</w:t>
+      </w:r>
+    </w:p>
+    <w:p>
+      <w:pPr>
+        <w:spacing w:after="0" w:before="200" w:line="240"/>
+        <w:ind w:left="3170" w:right="0"/>
+        <w:jc w:val="left"/>
+      </w:pPr>
+      <w:r>
+        <w:rPr>
+          <w:rFonts w:ascii="Courier New" w:cs="Courier New" w:eastAsia="Courier New" w:hAnsi="Courier New"/>
+          <w:b w:val="false"/>
+          <w:bCs w:val="false"/>
+          <w:sz w:val="24"/>
+          <w:szCs w:val="24"/>
+        </w:rPr>
+        <w:t xml:space="preserve">圭介</w:t>
+      </w:r>
+    </w:p>
+    <w:p>
+      <w:pPr>
+        <w:spacing w:after="0" w:before="0" w:line="240"/>
+        <w:ind w:left="1440" w:right="2160"/>
+        <w:jc w:val="left"/>
+      </w:pPr>
+      <w:r>
+        <w:rPr>
+          <w:rFonts w:ascii="Courier New" w:cs="Courier New" w:eastAsia="Courier New" w:hAnsi="Courier New"/>
+          <w:b w:val="false"/>
+          <w:bCs w:val="false"/>
+          <w:sz w:val="24"/>
+          <w:szCs w:val="24"/>
+        </w:rPr>
+        <w:t xml:space="preserve">今日は、警察として来たんじゃありません。</w:t>
+      </w:r>
+    </w:p>
+    <w:p>
+      <w:pPr>
+        <w:spacing w:after="120" w:before="0" w:line="240"/>
+        <w:ind w:left="0" w:right="0"/>
+        <w:jc w:val="left"/>
+      </w:pPr>
+      <w:r>
+        <w:rPr>
+          <w:rFonts w:ascii="Courier New" w:cs="Courier New" w:eastAsia="Courier New" w:hAnsi="Courier New"/>
+          <w:b w:val="false"/>
+          <w:bCs w:val="false"/>
+          <w:sz w:val="24"/>
+          <w:szCs w:val="24"/>
+        </w:rPr>
+        <w:t xml:space="preserve">律子が、顔を上げる。</w:t>
+      </w:r>
+    </w:p>
+    <w:p>
+      <w:pPr>
+        <w:spacing w:after="0" w:before="200" w:line="240"/>
+        <w:ind w:left="3170" w:right="0"/>
+        <w:jc w:val="left"/>
+      </w:pPr>
+      <w:r>
+        <w:rPr>
+          <w:rFonts w:ascii="Courier New" w:cs="Courier New" w:eastAsia="Courier New" w:hAnsi="Courier New"/>
+          <w:b w:val="false"/>
+          <w:bCs w:val="false"/>
+          <w:sz w:val="24"/>
+          <w:szCs w:val="24"/>
+        </w:rPr>
+        <w:t xml:space="preserve">圭介（CONT'D）</w:t>
+      </w:r>
+    </w:p>
+    <w:p>
+      <w:pPr>
+        <w:spacing w:after="0" w:before="0" w:line="240"/>
+        <w:ind w:left="1440" w:right="2160"/>
+        <w:jc w:val="left"/>
+      </w:pPr>
+      <w:r>
+        <w:rPr>
+          <w:rFonts w:ascii="Courier New" w:cs="Courier New" w:eastAsia="Courier New" w:hAnsi="Courier New"/>
+          <w:b w:val="false"/>
+          <w:bCs w:val="false"/>
+          <w:sz w:val="24"/>
+          <w:szCs w:val="24"/>
+        </w:rPr>
+        <w:t xml:space="preserve">ミオさんから、伝言を頼まれました。</w:t>
+      </w:r>
+    </w:p>
+    <w:p>
+      <w:pPr>
+        <w:spacing w:after="0" w:before="200" w:line="240"/>
+        <w:ind w:left="3170" w:right="0"/>
+        <w:jc w:val="left"/>
+      </w:pPr>
+      <w:r>
+        <w:rPr>
+          <w:rFonts w:ascii="Courier New" w:cs="Courier New" w:eastAsia="Courier New" w:hAnsi="Courier New"/>
+          <w:b w:val="false"/>
+          <w:bCs w:val="false"/>
+          <w:sz w:val="24"/>
+          <w:szCs w:val="24"/>
+        </w:rPr>
+        <w:t xml:space="preserve">律子</w:t>
+      </w:r>
+    </w:p>
+    <w:p>
+      <w:pPr>
+        <w:spacing w:after="0" w:before="0" w:line="240"/>
+        <w:ind w:left="1440" w:right="2160"/>
+        <w:jc w:val="left"/>
+      </w:pPr>
+      <w:r>
+        <w:rPr>
+          <w:rFonts w:ascii="Courier New" w:cs="Courier New" w:eastAsia="Courier New" w:hAnsi="Courier New"/>
+          <w:b w:val="false"/>
+          <w:bCs w:val="false"/>
+          <w:sz w:val="24"/>
+          <w:szCs w:val="24"/>
+        </w:rPr>
+        <w:t xml:space="preserve">……いつ。</w:t>
+      </w:r>
+    </w:p>
+    <w:p>
+      <w:pPr>
+        <w:spacing w:after="0" w:before="200" w:line="240"/>
+        <w:ind w:left="3170" w:right="0"/>
+        <w:jc w:val="left"/>
+      </w:pPr>
+      <w:r>
+        <w:rPr>
+          <w:rFonts w:ascii="Courier New" w:cs="Courier New" w:eastAsia="Courier New" w:hAnsi="Courier New"/>
+          <w:b w:val="false"/>
+          <w:bCs w:val="false"/>
+          <w:sz w:val="24"/>
+          <w:szCs w:val="24"/>
+        </w:rPr>
+        <w:t xml:space="preserve">圭介</w:t>
+      </w:r>
+    </w:p>
+    <w:p>
+      <w:pPr>
+        <w:spacing w:after="0" w:before="0" w:line="240"/>
+        <w:ind w:left="1440" w:right="2160"/>
+        <w:jc w:val="left"/>
+      </w:pPr>
+      <w:r>
+        <w:rPr>
+          <w:rFonts w:ascii="Courier New" w:cs="Courier New" w:eastAsia="Courier New" w:hAnsi="Courier New"/>
+          <w:b w:val="false"/>
+          <w:bCs w:val="false"/>
+          <w:sz w:val="24"/>
+          <w:szCs w:val="24"/>
+        </w:rPr>
+        <w:t xml:space="preserve">いなくなった、あとです。</w:t>
+      </w:r>
+    </w:p>
+    <w:p>
+      <w:pPr>
+        <w:spacing w:after="120" w:before="0" w:line="240"/>
+        <w:ind w:left="0" w:right="0"/>
+        <w:jc w:val="left"/>
+      </w:pPr>
+      <w:r>
+        <w:rPr>
+          <w:rFonts w:ascii="Courier New" w:cs="Courier New" w:eastAsia="Courier New" w:hAnsi="Courier New"/>
+          <w:b w:val="false"/>
+          <w:bCs w:val="false"/>
+          <w:sz w:val="24"/>
+          <w:szCs w:val="24"/>
+        </w:rPr>
+        <w:t xml:space="preserve">律子の顔が、固まる。怒るべきか、信じるべきか、わからない顔。</w:t>
+      </w:r>
+    </w:p>
+    <w:p>
+      <w:pPr>
+        <w:spacing w:after="0" w:before="200" w:line="240"/>
+        <w:ind w:left="3170" w:right="0"/>
+        <w:jc w:val="left"/>
+      </w:pPr>
+      <w:r>
+        <w:rPr>
+          <w:rFonts w:ascii="Courier New" w:cs="Courier New" w:eastAsia="Courier New" w:hAnsi="Courier New"/>
+          <w:b w:val="false"/>
+          <w:bCs w:val="false"/>
+          <w:sz w:val="24"/>
+          <w:szCs w:val="24"/>
+        </w:rPr>
+        <w:t xml:space="preserve">圭介（CONT'D）</w:t>
+      </w:r>
+    </w:p>
+    <w:p>
+      <w:pPr>
+        <w:spacing w:after="0" w:before="0" w:line="240"/>
+        <w:ind w:left="1440" w:right="2160"/>
+        <w:jc w:val="left"/>
+      </w:pPr>
+      <w:r>
+        <w:rPr>
+          <w:rFonts w:ascii="Courier New" w:cs="Courier New" w:eastAsia="Courier New" w:hAnsi="Courier New"/>
+          <w:b w:val="false"/>
+          <w:bCs w:val="false"/>
+          <w:sz w:val="24"/>
+          <w:szCs w:val="24"/>
+        </w:rPr>
+        <w:t xml:space="preserve">東京で、楽しかったって。アリーナ、最高だったって。</w:t>
+      </w:r>
+    </w:p>
+    <w:p>
+      <w:pPr>
+        <w:spacing w:after="120" w:before="0" w:line="240"/>
+        <w:ind w:left="0" w:right="0"/>
+        <w:jc w:val="left"/>
+      </w:pPr>
+      <w:r>
+        <w:rPr>
+          <w:rFonts w:ascii="Courier New" w:cs="Courier New" w:eastAsia="Courier New" w:hAnsi="Courier New"/>
+          <w:b w:val="false"/>
+          <w:bCs w:val="false"/>
+          <w:sz w:val="24"/>
+          <w:szCs w:val="24"/>
+        </w:rPr>
+        <w:t xml:space="preserve">律子は、うちわを見る。推しの名前が、ラメで書いてある。</w:t>
+      </w:r>
+    </w:p>
+    <w:p>
+      <w:pPr>
+        <w:spacing w:after="0" w:before="200" w:line="240"/>
+        <w:ind w:left="3170" w:right="0"/>
+        <w:jc w:val="left"/>
+      </w:pPr>
+      <w:r>
+        <w:rPr>
+          <w:rFonts w:ascii="Courier New" w:cs="Courier New" w:eastAsia="Courier New" w:hAnsi="Courier New"/>
+          <w:b w:val="false"/>
+          <w:bCs w:val="false"/>
+          <w:sz w:val="24"/>
+          <w:szCs w:val="24"/>
+        </w:rPr>
+        <w:t xml:space="preserve">律子</w:t>
+      </w:r>
+    </w:p>
+    <w:p>
+      <w:pPr>
+        <w:spacing w:after="0" w:before="0" w:line="240"/>
+        <w:ind w:left="1440" w:right="2160"/>
+        <w:jc w:val="left"/>
+      </w:pPr>
+      <w:r>
+        <w:rPr>
+          <w:rFonts w:ascii="Courier New" w:cs="Courier New" w:eastAsia="Courier New" w:hAnsi="Courier New"/>
+          <w:b w:val="false"/>
+          <w:bCs w:val="false"/>
+          <w:sz w:val="24"/>
+          <w:szCs w:val="24"/>
+        </w:rPr>
+        <w:t xml:space="preserve">あの子、出発の前の日に、わたしと喧嘩したんです。遠征なんて、お金の無駄だって、わたしが言って。</w:t>
+      </w:r>
+    </w:p>
+    <w:p>
+      <w:pPr>
+        <w:spacing w:after="0" w:before="200" w:line="240"/>
+        <w:ind w:left="3170" w:right="0"/>
+        <w:jc w:val="left"/>
+      </w:pPr>
+      <w:r>
+        <w:rPr>
+          <w:rFonts w:ascii="Courier New" w:cs="Courier New" w:eastAsia="Courier New" w:hAnsi="Courier New"/>
+          <w:b w:val="false"/>
+          <w:bCs w:val="false"/>
+          <w:sz w:val="24"/>
+          <w:szCs w:val="24"/>
+        </w:rPr>
+        <w:t xml:space="preserve">圭介</w:t>
+      </w:r>
+    </w:p>
+    <w:p>
+      <w:pPr>
+        <w:spacing w:after="0" w:before="0" w:line="240"/>
+        <w:ind w:left="1440" w:right="2160"/>
+        <w:jc w:val="left"/>
+      </w:pPr>
+      <w:r>
+        <w:rPr>
+          <w:rFonts w:ascii="Courier New" w:cs="Courier New" w:eastAsia="Courier New" w:hAnsi="Courier New"/>
+          <w:b w:val="false"/>
+          <w:bCs w:val="false"/>
+          <w:sz w:val="24"/>
+          <w:szCs w:val="24"/>
+        </w:rPr>
+        <w:t xml:space="preserve">……。</w:t>
+      </w:r>
+    </w:p>
+    <w:p>
+      <w:pPr>
+        <w:spacing w:after="0" w:before="200" w:line="240"/>
+        <w:ind w:left="3170" w:right="0"/>
+        <w:jc w:val="left"/>
+      </w:pPr>
+      <w:r>
+        <w:rPr>
+          <w:rFonts w:ascii="Courier New" w:cs="Courier New" w:eastAsia="Courier New" w:hAnsi="Courier New"/>
+          <w:b w:val="false"/>
+          <w:bCs w:val="false"/>
+          <w:sz w:val="24"/>
+          <w:szCs w:val="24"/>
+        </w:rPr>
+        <w:t xml:space="preserve">律子</w:t>
+      </w:r>
+    </w:p>
+    <w:p>
+      <w:pPr>
+        <w:spacing w:after="0" w:before="0" w:line="240"/>
+        <w:ind w:left="1440" w:right="2160"/>
+        <w:jc w:val="left"/>
+      </w:pPr>
+      <w:r>
+        <w:rPr>
+          <w:rFonts w:ascii="Courier New" w:cs="Courier New" w:eastAsia="Courier New" w:hAnsi="Courier New"/>
+          <w:b w:val="false"/>
+          <w:bCs w:val="false"/>
+          <w:sz w:val="24"/>
+          <w:szCs w:val="24"/>
+        </w:rPr>
+        <w:t xml:space="preserve">最高だったんだ。</w:t>
+      </w:r>
+    </w:p>
+    <w:p>
+      <w:pPr>
+        <w:spacing w:after="120" w:before="0" w:line="240"/>
+        <w:ind w:left="0" w:right="0"/>
+        <w:jc w:val="left"/>
+      </w:pPr>
+      <w:r>
+        <w:rPr>
+          <w:rFonts w:ascii="Courier New" w:cs="Courier New" w:eastAsia="Courier New" w:hAnsi="Courier New"/>
+          <w:b w:val="false"/>
+          <w:bCs w:val="false"/>
+          <w:sz w:val="24"/>
+          <w:szCs w:val="24"/>
+        </w:rPr>
+        <w:t xml:space="preserve">律子は、うちわを胸に抱いて、背中を丸める。声を出さずに泣く。</w:t>
+      </w:r>
+    </w:p>
+    <w:p>
+      <w:pPr>
+        <w:spacing w:after="120" w:before="0" w:line="240"/>
+        <w:ind w:left="0" w:right="0"/>
+        <w:jc w:val="left"/>
+      </w:pPr>
+      <w:r>
+        <w:rPr>
+          <w:rFonts w:ascii="Courier New" w:cs="Courier New" w:eastAsia="Courier New" w:hAnsi="Courier New"/>
+          <w:b w:val="false"/>
+          <w:bCs w:val="false"/>
+          <w:sz w:val="24"/>
+          <w:szCs w:val="24"/>
+        </w:rPr>
+        <w:t xml:space="preserve">圭介は、黙って座っている。立ち上がらない。律子が泣きやむまで。</w:t>
+      </w:r>
+    </w:p>
+    <w:p>
+      <w:pPr>
+        <w:spacing w:after="0" w:before="200" w:line="240"/>
+        <w:ind w:left="0" w:right="0"/>
+        <w:jc w:val="left"/>
+      </w:pPr>
+      <w:r>
+        <w:rPr>
+          <w:rFonts w:ascii="Courier New" w:cs="Courier New" w:eastAsia="Courier New" w:hAnsi="Courier New"/>
+          <w:b w:val="false"/>
+          <w:bCs w:val="false"/>
+          <w:sz w:val="24"/>
+          <w:szCs w:val="24"/>
+        </w:rPr>
         <w:t xml:space="preserve">INT. ホテル常世・七階・スイート - 夕方</w:t>
       </w:r>
     </w:p>
@@ -4264,6 +5202,652 @@
           <w:szCs w:val="24"/>
         </w:rPr>
         <w:t xml:space="preserve">廊下で、澄子は扉に背中をつけて、目を閉じる。うれしいのか、苦しいのか、わからない顔。</w:t>
+      </w:r>
+    </w:p>
+    <w:p>
+      <w:pPr>
+        <w:spacing w:after="0" w:before="200" w:line="240"/>
+        <w:ind w:left="0" w:right="0"/>
+        <w:jc w:val="left"/>
+      </w:pPr>
+      <w:r>
+        <w:rPr>
+          <w:rFonts w:ascii="Courier New" w:cs="Courier New" w:eastAsia="Courier New" w:hAnsi="Courier New"/>
+          <w:b w:val="false"/>
+          <w:bCs w:val="false"/>
+          <w:sz w:val="24"/>
+          <w:szCs w:val="24"/>
+        </w:rPr>
+        <w:t xml:space="preserve">EXT. ホテル常世・屋上 - 夜</w:t>
+      </w:r>
+    </w:p>
+    <w:p>
+      <w:pPr>
+        <w:spacing w:after="120" w:before="0" w:line="240"/>
+        <w:ind w:left="0" w:right="0"/>
+        <w:jc w:val="left"/>
+      </w:pPr>
+      <w:r>
+        <w:rPr>
+          <w:rFonts w:ascii="Courier New" w:cs="Courier New" w:eastAsia="Courier New" w:hAnsi="Courier New"/>
+          <w:b w:val="false"/>
+          <w:bCs w:val="false"/>
+          <w:sz w:val="24"/>
+          <w:szCs w:val="24"/>
+        </w:rPr>
+        <w:t xml:space="preserve">雨が上がっている。給水塔の足元に、井口が座っている。手すりの向こうに、葛西のほうの夜景。</w:t>
+      </w:r>
+    </w:p>
+    <w:p>
+      <w:pPr>
+        <w:spacing w:after="120" w:before="0" w:line="240"/>
+        <w:ind w:left="0" w:right="0"/>
+        <w:jc w:val="left"/>
+      </w:pPr>
+      <w:r>
+        <w:rPr>
+          <w:rFonts w:ascii="Courier New" w:cs="Courier New" w:eastAsia="Courier New" w:hAnsi="Courier New"/>
+          <w:b w:val="false"/>
+          <w:bCs w:val="false"/>
+          <w:sz w:val="24"/>
+          <w:szCs w:val="24"/>
+        </w:rPr>
+        <w:t xml:space="preserve">瑠璃が、階段室から出てくる。手に、缶チューハイが二本。</w:t>
+      </w:r>
+    </w:p>
+    <w:p>
+      <w:pPr>
+        <w:spacing w:after="0" w:before="200" w:line="240"/>
+        <w:ind w:left="3170" w:right="0"/>
+        <w:jc w:val="left"/>
+      </w:pPr>
+      <w:r>
+        <w:rPr>
+          <w:rFonts w:ascii="Courier New" w:cs="Courier New" w:eastAsia="Courier New" w:hAnsi="Courier New"/>
+          <w:b w:val="false"/>
+          <w:bCs w:val="false"/>
+          <w:sz w:val="24"/>
+          <w:szCs w:val="24"/>
+        </w:rPr>
+        <w:t xml:space="preserve">瑠璃</w:t>
+      </w:r>
+    </w:p>
+    <w:p>
+      <w:pPr>
+        <w:spacing w:after="0" w:before="0" w:line="240"/>
+        <w:ind w:left="1440" w:right="2160"/>
+        <w:jc w:val="left"/>
+      </w:pPr>
+      <w:r>
+        <w:rPr>
+          <w:rFonts w:ascii="Courier New" w:cs="Courier New" w:eastAsia="Courier New" w:hAnsi="Courier New"/>
+          <w:b w:val="false"/>
+          <w:bCs w:val="false"/>
+          <w:sz w:val="24"/>
+          <w:szCs w:val="24"/>
+        </w:rPr>
+        <w:t xml:space="preserve">いつまでいんの、ここ。</w:t>
+      </w:r>
+    </w:p>
+    <w:p>
+      <w:pPr>
+        <w:spacing w:after="0" w:before="200" w:line="240"/>
+        <w:ind w:left="3170" w:right="0"/>
+        <w:jc w:val="left"/>
+      </w:pPr>
+      <w:r>
+        <w:rPr>
+          <w:rFonts w:ascii="Courier New" w:cs="Courier New" w:eastAsia="Courier New" w:hAnsi="Courier New"/>
+          <w:b w:val="false"/>
+          <w:bCs w:val="false"/>
+          <w:sz w:val="24"/>
+          <w:szCs w:val="24"/>
+        </w:rPr>
+        <w:t xml:space="preserve">井口</w:t>
+      </w:r>
+    </w:p>
+    <w:p>
+      <w:pPr>
+        <w:spacing w:after="0" w:before="0" w:line="240"/>
+        <w:ind w:left="1440" w:right="2160"/>
+        <w:jc w:val="left"/>
+      </w:pPr>
+      <w:r>
+        <w:rPr>
+          <w:rFonts w:ascii="Courier New" w:cs="Courier New" w:eastAsia="Courier New" w:hAnsi="Courier New"/>
+          <w:b w:val="false"/>
+          <w:bCs w:val="false"/>
+          <w:sz w:val="24"/>
+          <w:szCs w:val="24"/>
+        </w:rPr>
+        <w:t xml:space="preserve">うちのほう、見えるんだ。ここから。あの観覧車の、ちょっと左。</w:t>
+      </w:r>
+    </w:p>
+    <w:p>
+      <w:pPr>
+        <w:spacing w:after="120" w:before="0" w:line="240"/>
+        <w:ind w:left="0" w:right="0"/>
+        <w:jc w:val="left"/>
+      </w:pPr>
+      <w:r>
+        <w:rPr>
+          <w:rFonts w:ascii="Courier New" w:cs="Courier New" w:eastAsia="Courier New" w:hAnsi="Courier New"/>
+          <w:b w:val="false"/>
+          <w:bCs w:val="false"/>
+          <w:sz w:val="24"/>
+          <w:szCs w:val="24"/>
+        </w:rPr>
+        <w:t xml:space="preserve">瑠璃は、缶を一本差し出す。井口は受け取らない。</w:t>
+      </w:r>
+    </w:p>
+    <w:p>
+      <w:pPr>
+        <w:spacing w:after="0" w:before="200" w:line="240"/>
+        <w:ind w:left="3170" w:right="0"/>
+        <w:jc w:val="left"/>
+      </w:pPr>
+      <w:r>
+        <w:rPr>
+          <w:rFonts w:ascii="Courier New" w:cs="Courier New" w:eastAsia="Courier New" w:hAnsi="Courier New"/>
+          <w:b w:val="false"/>
+          <w:bCs w:val="false"/>
+          <w:sz w:val="24"/>
+          <w:szCs w:val="24"/>
+        </w:rPr>
+        <w:t xml:space="preserve">瑠璃</w:t>
+      </w:r>
+    </w:p>
+    <w:p>
+      <w:pPr>
+        <w:spacing w:after="0" w:before="0" w:line="240"/>
+        <w:ind w:left="1440" w:right="2160"/>
+        <w:jc w:val="left"/>
+      </w:pPr>
+      <w:r>
+        <w:rPr>
+          <w:rFonts w:ascii="Courier New" w:cs="Courier New" w:eastAsia="Courier New" w:hAnsi="Courier New"/>
+          <w:b w:val="false"/>
+          <w:bCs w:val="false"/>
+          <w:sz w:val="24"/>
+          <w:szCs w:val="24"/>
+        </w:rPr>
+        <w:t xml:space="preserve">……翔くんのこと、ごめん。</w:t>
+      </w:r>
+    </w:p>
+    <w:p>
+      <w:pPr>
+        <w:spacing w:after="120" w:before="0" w:line="240"/>
+        <w:ind w:left="0" w:right="0"/>
+        <w:jc w:val="left"/>
+      </w:pPr>
+      <w:r>
+        <w:rPr>
+          <w:rFonts w:ascii="Courier New" w:cs="Courier New" w:eastAsia="Courier New" w:hAnsi="Courier New"/>
+          <w:b w:val="false"/>
+          <w:bCs w:val="false"/>
+          <w:sz w:val="24"/>
+          <w:szCs w:val="24"/>
+        </w:rPr>
+        <w:t xml:space="preserve">井口が、瑠璃を見る。</w:t>
+      </w:r>
+    </w:p>
+    <w:p>
+      <w:pPr>
+        <w:spacing w:after="0" w:before="200" w:line="240"/>
+        <w:ind w:left="3170" w:right="0"/>
+        <w:jc w:val="left"/>
+      </w:pPr>
+      <w:r>
+        <w:rPr>
+          <w:rFonts w:ascii="Courier New" w:cs="Courier New" w:eastAsia="Courier New" w:hAnsi="Courier New"/>
+          <w:b w:val="false"/>
+          <w:bCs w:val="false"/>
+          <w:sz w:val="24"/>
+          <w:szCs w:val="24"/>
+        </w:rPr>
+        <w:t xml:space="preserve">瑠璃（CONT'D）</w:t>
+      </w:r>
+    </w:p>
+    <w:p>
+      <w:pPr>
+        <w:spacing w:after="0" w:before="0" w:line="240"/>
+        <w:ind w:left="1440" w:right="2160"/>
+        <w:jc w:val="left"/>
+      </w:pPr>
+      <w:r>
+        <w:rPr>
+          <w:rFonts w:ascii="Courier New" w:cs="Courier New" w:eastAsia="Courier New" w:hAnsi="Courier New"/>
+          <w:b w:val="false"/>
+          <w:bCs w:val="false"/>
+          <w:sz w:val="24"/>
+          <w:szCs w:val="24"/>
+        </w:rPr>
+        <w:t xml:space="preserve">一緒にいたかっただけなんだよ。あんたと。あの子とも。</w:t>
+      </w:r>
+    </w:p>
+    <w:p>
+      <w:pPr>
+        <w:spacing w:after="0" w:before="200" w:line="240"/>
+        <w:ind w:left="3170" w:right="0"/>
+        <w:jc w:val="left"/>
+      </w:pPr>
+      <w:r>
+        <w:rPr>
+          <w:rFonts w:ascii="Courier New" w:cs="Courier New" w:eastAsia="Courier New" w:hAnsi="Courier New"/>
+          <w:b w:val="false"/>
+          <w:bCs w:val="false"/>
+          <w:sz w:val="24"/>
+          <w:szCs w:val="24"/>
+        </w:rPr>
+        <w:t xml:space="preserve">井口</w:t>
+      </w:r>
+    </w:p>
+    <w:p>
+      <w:pPr>
+        <w:spacing w:after="0" w:before="0" w:line="240"/>
+        <w:ind w:left="1440" w:right="2160"/>
+        <w:jc w:val="left"/>
+      </w:pPr>
+      <w:r>
+        <w:rPr>
+          <w:rFonts w:ascii="Courier New" w:cs="Courier New" w:eastAsia="Courier New" w:hAnsi="Courier New"/>
+          <w:b w:val="false"/>
+          <w:bCs w:val="false"/>
+          <w:sz w:val="24"/>
+          <w:szCs w:val="24"/>
+        </w:rPr>
+        <w:t xml:space="preserve">わかってる。</w:t>
+      </w:r>
+    </w:p>
+    <w:p>
+      <w:pPr>
+        <w:spacing w:after="0" w:before="200" w:line="240"/>
+        <w:ind w:left="3170" w:right="0"/>
+        <w:jc w:val="left"/>
+      </w:pPr>
+      <w:r>
+        <w:rPr>
+          <w:rFonts w:ascii="Courier New" w:cs="Courier New" w:eastAsia="Courier New" w:hAnsi="Courier New"/>
+          <w:b w:val="false"/>
+          <w:bCs w:val="false"/>
+          <w:sz w:val="24"/>
+          <w:szCs w:val="24"/>
+        </w:rPr>
+        <w:t xml:space="preserve">瑠璃</w:t>
+      </w:r>
+    </w:p>
+    <w:p>
+      <w:pPr>
+        <w:spacing w:after="0" w:before="0" w:line="240"/>
+        <w:ind w:left="1440" w:right="2160"/>
+        <w:jc w:val="left"/>
+      </w:pPr>
+      <w:r>
+        <w:rPr>
+          <w:rFonts w:ascii="Courier New" w:cs="Courier New" w:eastAsia="Courier New" w:hAnsi="Courier New"/>
+          <w:b w:val="false"/>
+          <w:bCs w:val="false"/>
+          <w:sz w:val="24"/>
+          <w:szCs w:val="24"/>
+        </w:rPr>
+        <w:t xml:space="preserve">わかってないじゃん。</w:t>
+      </w:r>
+    </w:p>
+    <w:p>
+      <w:pPr>
+        <w:spacing w:after="120" w:before="0" w:line="240"/>
+        <w:ind w:left="0" w:right="0"/>
+        <w:jc w:val="left"/>
+      </w:pPr>
+      <w:r>
+        <w:rPr>
+          <w:rFonts w:ascii="Courier New" w:cs="Courier New" w:eastAsia="Courier New" w:hAnsi="Courier New"/>
+          <w:b w:val="false"/>
+          <w:bCs w:val="false"/>
+          <w:sz w:val="24"/>
+          <w:szCs w:val="24"/>
+        </w:rPr>
+        <w:t xml:space="preserve">井口は、夜景に目を戻す。</w:t>
+      </w:r>
+    </w:p>
+    <w:p>
+      <w:pPr>
+        <w:spacing w:after="0" w:before="200" w:line="240"/>
+        <w:ind w:left="3170" w:right="0"/>
+        <w:jc w:val="left"/>
+      </w:pPr>
+      <w:r>
+        <w:rPr>
+          <w:rFonts w:ascii="Courier New" w:cs="Courier New" w:eastAsia="Courier New" w:hAnsi="Courier New"/>
+          <w:b w:val="false"/>
+          <w:bCs w:val="false"/>
+          <w:sz w:val="24"/>
+          <w:szCs w:val="24"/>
+        </w:rPr>
+        <w:t xml:space="preserve">井口</w:t>
+      </w:r>
+    </w:p>
+    <w:p>
+      <w:pPr>
+        <w:spacing w:after="0" w:before="0" w:line="240"/>
+        <w:ind w:left="1440" w:right="2160"/>
+        <w:jc w:val="left"/>
+      </w:pPr>
+      <w:r>
+        <w:rPr>
+          <w:rFonts w:ascii="Courier New" w:cs="Courier New" w:eastAsia="Courier New" w:hAnsi="Courier New"/>
+          <w:b w:val="false"/>
+          <w:bCs w:val="false"/>
+          <w:sz w:val="24"/>
+          <w:szCs w:val="24"/>
+        </w:rPr>
+        <w:t xml:space="preserve">なあ。</w:t>
+      </w:r>
+    </w:p>
+    <w:p>
+      <w:pPr>
+        <w:spacing w:after="0" w:before="200" w:line="240"/>
+        <w:ind w:left="3170" w:right="0"/>
+        <w:jc w:val="left"/>
+      </w:pPr>
+      <w:r>
+        <w:rPr>
+          <w:rFonts w:ascii="Courier New" w:cs="Courier New" w:eastAsia="Courier New" w:hAnsi="Courier New"/>
+          <w:b w:val="false"/>
+          <w:bCs w:val="false"/>
+          <w:sz w:val="24"/>
+          <w:szCs w:val="24"/>
+        </w:rPr>
+        <w:t xml:space="preserve">瑠璃</w:t>
+      </w:r>
+    </w:p>
+    <w:p>
+      <w:pPr>
+        <w:spacing w:after="0" w:before="0" w:line="240"/>
+        <w:ind w:left="1440" w:right="2160"/>
+        <w:jc w:val="left"/>
+      </w:pPr>
+      <w:r>
+        <w:rPr>
+          <w:rFonts w:ascii="Courier New" w:cs="Courier New" w:eastAsia="Courier New" w:hAnsi="Courier New"/>
+          <w:b w:val="false"/>
+          <w:bCs w:val="false"/>
+          <w:sz w:val="24"/>
+          <w:szCs w:val="24"/>
+        </w:rPr>
+        <w:t xml:space="preserve">なに。</w:t>
+      </w:r>
+    </w:p>
+    <w:p>
+      <w:pPr>
+        <w:spacing w:after="0" w:before="200" w:line="240"/>
+        <w:ind w:left="3170" w:right="0"/>
+        <w:jc w:val="left"/>
+      </w:pPr>
+      <w:r>
+        <w:rPr>
+          <w:rFonts w:ascii="Courier New" w:cs="Courier New" w:eastAsia="Courier New" w:hAnsi="Courier New"/>
+          <w:b w:val="false"/>
+          <w:bCs w:val="false"/>
+          <w:sz w:val="24"/>
+          <w:szCs w:val="24"/>
+        </w:rPr>
+        <w:t xml:space="preserve">井口</w:t>
+      </w:r>
+    </w:p>
+    <w:p>
+      <w:pPr>
+        <w:spacing w:after="0" w:before="0" w:line="240"/>
+        <w:ind w:left="1440" w:right="2160"/>
+        <w:jc w:val="left"/>
+      </w:pPr>
+      <w:r>
+        <w:rPr>
+          <w:rFonts w:ascii="Courier New" w:cs="Courier New" w:eastAsia="Courier New" w:hAnsi="Courier New"/>
+          <w:b w:val="false"/>
+          <w:bCs w:val="false"/>
+          <w:sz w:val="24"/>
+          <w:szCs w:val="24"/>
+        </w:rPr>
+        <w:t xml:space="preserve">お前、母さんに、ちゃんと謝ったことあるか。</w:t>
+      </w:r>
+    </w:p>
+    <w:p>
+      <w:pPr>
+        <w:spacing w:after="0" w:before="200" w:line="240"/>
+        <w:ind w:left="3170" w:right="0"/>
+        <w:jc w:val="left"/>
+      </w:pPr>
+      <w:r>
+        <w:rPr>
+          <w:rFonts w:ascii="Courier New" w:cs="Courier New" w:eastAsia="Courier New" w:hAnsi="Courier New"/>
+          <w:b w:val="false"/>
+          <w:bCs w:val="false"/>
+          <w:sz w:val="24"/>
+          <w:szCs w:val="24"/>
+        </w:rPr>
+        <w:t xml:space="preserve">瑠璃</w:t>
+      </w:r>
+    </w:p>
+    <w:p>
+      <w:pPr>
+        <w:spacing w:after="0" w:before="0" w:line="240"/>
+        <w:ind w:left="1440" w:right="2160"/>
+        <w:jc w:val="left"/>
+      </w:pPr>
+      <w:r>
+        <w:rPr>
+          <w:rFonts w:ascii="Courier New" w:cs="Courier New" w:eastAsia="Courier New" w:hAnsi="Courier New"/>
+          <w:b w:val="false"/>
+          <w:bCs w:val="false"/>
+          <w:sz w:val="24"/>
+          <w:szCs w:val="24"/>
+        </w:rPr>
+        <w:t xml:space="preserve">は？</w:t>
+      </w:r>
+    </w:p>
+    <w:p>
+      <w:pPr>
+        <w:spacing w:after="0" w:before="200" w:line="240"/>
+        <w:ind w:left="3170" w:right="0"/>
+        <w:jc w:val="left"/>
+      </w:pPr>
+      <w:r>
+        <w:rPr>
+          <w:rFonts w:ascii="Courier New" w:cs="Courier New" w:eastAsia="Courier New" w:hAnsi="Courier New"/>
+          <w:b w:val="false"/>
+          <w:bCs w:val="false"/>
+          <w:sz w:val="24"/>
+          <w:szCs w:val="24"/>
+        </w:rPr>
+        <w:t xml:space="preserve">井口</w:t>
+      </w:r>
+    </w:p>
+    <w:p>
+      <w:pPr>
+        <w:spacing w:after="0" w:before="0" w:line="240"/>
+        <w:ind w:left="1440" w:right="2160"/>
+        <w:jc w:val="left"/>
+      </w:pPr>
+      <w:r>
+        <w:rPr>
+          <w:rFonts w:ascii="Courier New" w:cs="Courier New" w:eastAsia="Courier New" w:hAnsi="Courier New"/>
+          <w:b w:val="false"/>
+          <w:bCs w:val="false"/>
+          <w:sz w:val="24"/>
+          <w:szCs w:val="24"/>
+        </w:rPr>
+        <w:t xml:space="preserve">あの人、毎日、オムライス運んでたんだろ。十二年。</w:t>
+      </w:r>
+    </w:p>
+    <w:p>
+      <w:pPr>
+        <w:spacing w:after="120" w:before="0" w:line="240"/>
+        <w:ind w:left="0" w:right="0"/>
+        <w:jc w:val="left"/>
+      </w:pPr>
+      <w:r>
+        <w:rPr>
+          <w:rFonts w:ascii="Courier New" w:cs="Courier New" w:eastAsia="Courier New" w:hAnsi="Courier New"/>
+          <w:b w:val="false"/>
+          <w:bCs w:val="false"/>
+          <w:sz w:val="24"/>
+          <w:szCs w:val="24"/>
+        </w:rPr>
+        <w:t xml:space="preserve">瑠璃の顔が、こわばる。</w:t>
+      </w:r>
+    </w:p>
+    <w:p>
+      <w:pPr>
+        <w:spacing w:after="0" w:before="200" w:line="240"/>
+        <w:ind w:left="3170" w:right="0"/>
+        <w:jc w:val="left"/>
+      </w:pPr>
+      <w:r>
+        <w:rPr>
+          <w:rFonts w:ascii="Courier New" w:cs="Courier New" w:eastAsia="Courier New" w:hAnsi="Courier New"/>
+          <w:b w:val="false"/>
+          <w:bCs w:val="false"/>
+          <w:sz w:val="24"/>
+          <w:szCs w:val="24"/>
+        </w:rPr>
+        <w:t xml:space="preserve">瑠璃</w:t>
+      </w:r>
+    </w:p>
+    <w:p>
+      <w:pPr>
+        <w:spacing w:after="0" w:before="0" w:line="240"/>
+        <w:ind w:left="1440" w:right="2160"/>
+        <w:jc w:val="left"/>
+      </w:pPr>
+      <w:r>
+        <w:rPr>
+          <w:rFonts w:ascii="Courier New" w:cs="Courier New" w:eastAsia="Courier New" w:hAnsi="Courier New"/>
+          <w:b w:val="false"/>
+          <w:bCs w:val="false"/>
+          <w:sz w:val="24"/>
+          <w:szCs w:val="24"/>
+        </w:rPr>
+        <w:t xml:space="preserve">関係ないでしょ。</w:t>
+      </w:r>
+    </w:p>
+    <w:p>
+      <w:pPr>
+        <w:spacing w:after="0" w:before="200" w:line="240"/>
+        <w:ind w:left="3170" w:right="0"/>
+        <w:jc w:val="left"/>
+      </w:pPr>
+      <w:r>
+        <w:rPr>
+          <w:rFonts w:ascii="Courier New" w:cs="Courier New" w:eastAsia="Courier New" w:hAnsi="Courier New"/>
+          <w:b w:val="false"/>
+          <w:bCs w:val="false"/>
+          <w:sz w:val="24"/>
+          <w:szCs w:val="24"/>
+        </w:rPr>
+        <w:t xml:space="preserve">井口</w:t>
+      </w:r>
+    </w:p>
+    <w:p>
+      <w:pPr>
+        <w:spacing w:after="0" w:before="0" w:line="240"/>
+        <w:ind w:left="1440" w:right="2160"/>
+        <w:jc w:val="left"/>
+      </w:pPr>
+      <w:r>
+        <w:rPr>
+          <w:rFonts w:ascii="Courier New" w:cs="Courier New" w:eastAsia="Courier New" w:hAnsi="Courier New"/>
+          <w:b w:val="false"/>
+          <w:bCs w:val="false"/>
+          <w:sz w:val="24"/>
+          <w:szCs w:val="24"/>
+        </w:rPr>
+        <w:t xml:space="preserve">俺はさ、翔に、何も言えなかった。ごめんも、ありがとうも。言えないまま死んだ。</w:t>
+      </w:r>
+    </w:p>
+    <w:p>
+      <w:pPr>
+        <w:spacing w:after="120" w:before="0" w:line="240"/>
+        <w:ind w:left="0" w:right="0"/>
+        <w:jc w:val="left"/>
+      </w:pPr>
+      <w:r>
+        <w:rPr>
+          <w:rFonts w:ascii="Courier New" w:cs="Courier New" w:eastAsia="Courier New" w:hAnsi="Courier New"/>
+          <w:b w:val="false"/>
+          <w:bCs w:val="false"/>
+          <w:sz w:val="24"/>
+          <w:szCs w:val="24"/>
+        </w:rPr>
+        <w:t xml:space="preserve">井口は、立ち上がる。缶チューハイを一本、瑠璃の手から取る。開けずに、手すりの上に置く。</w:t>
+      </w:r>
+    </w:p>
+    <w:p>
+      <w:pPr>
+        <w:spacing w:after="0" w:before="200" w:line="240"/>
+        <w:ind w:left="3170" w:right="0"/>
+        <w:jc w:val="left"/>
+      </w:pPr>
+      <w:r>
+        <w:rPr>
+          <w:rFonts w:ascii="Courier New" w:cs="Courier New" w:eastAsia="Courier New" w:hAnsi="Courier New"/>
+          <w:b w:val="false"/>
+          <w:bCs w:val="false"/>
+          <w:sz w:val="24"/>
+          <w:szCs w:val="24"/>
+        </w:rPr>
+        <w:t xml:space="preserve">井口（CONT'D）</w:t>
+      </w:r>
+    </w:p>
+    <w:p>
+      <w:pPr>
+        <w:spacing w:after="0" w:before="0" w:line="240"/>
+        <w:ind w:left="1440" w:right="2160"/>
+        <w:jc w:val="left"/>
+      </w:pPr>
+      <w:r>
+        <w:rPr>
+          <w:rFonts w:ascii="Courier New" w:cs="Courier New" w:eastAsia="Courier New" w:hAnsi="Courier New"/>
+          <w:b w:val="false"/>
+          <w:bCs w:val="false"/>
+          <w:sz w:val="24"/>
+          <w:szCs w:val="24"/>
+        </w:rPr>
+        <w:t xml:space="preserve">お前は、まだ言えるだろ。母さん、生きてんだから。</w:t>
+      </w:r>
+    </w:p>
+    <w:p>
+      <w:pPr>
+        <w:spacing w:after="120" w:before="0" w:line="240"/>
+        <w:ind w:left="0" w:right="0"/>
+        <w:jc w:val="left"/>
+      </w:pPr>
+      <w:r>
+        <w:rPr>
+          <w:rFonts w:ascii="Courier New" w:cs="Courier New" w:eastAsia="Courier New" w:hAnsi="Courier New"/>
+          <w:b w:val="false"/>
+          <w:bCs w:val="false"/>
+          <w:sz w:val="24"/>
+          <w:szCs w:val="24"/>
+        </w:rPr>
+        <w:t xml:space="preserve">井口は、階段室へ戻っていく。</w:t>
+      </w:r>
+    </w:p>
+    <w:p>
+      <w:pPr>
+        <w:spacing w:after="120" w:before="0" w:line="240"/>
+        <w:ind w:left="0" w:right="0"/>
+        <w:jc w:val="left"/>
+      </w:pPr>
+      <w:r>
+        <w:rPr>
+          <w:rFonts w:ascii="Courier New" w:cs="Courier New" w:eastAsia="Courier New" w:hAnsi="Courier New"/>
+          <w:b w:val="false"/>
+          <w:bCs w:val="false"/>
+          <w:sz w:val="24"/>
+          <w:szCs w:val="24"/>
+        </w:rPr>
+        <w:t xml:space="preserve">瑠璃は、手すりの上の缶を見ている。</w:t>
       </w:r>
     </w:p>
     <w:p>
@@ -4302,6 +5886,1026 @@
           <w:sz w:val="24"/>
           <w:szCs w:val="24"/>
         </w:rPr>
+        <w:t xml:space="preserve">INT. ホテル常世・七階・子ども部屋の前 - 夜</w:t>
+      </w:r>
+    </w:p>
+    <w:p>
+      <w:pPr>
+        <w:spacing w:after="120" w:before="0" w:line="240"/>
+        <w:ind w:left="0" w:right="0"/>
+        <w:jc w:val="left"/>
+      </w:pPr>
+      <w:r>
+        <w:rPr>
+          <w:rFonts w:ascii="Courier New" w:cs="Courier New" w:eastAsia="Courier New" w:hAnsi="Courier New"/>
+          <w:b w:val="false"/>
+          <w:bCs w:val="false"/>
+          <w:sz w:val="24"/>
+          <w:szCs w:val="24"/>
+        </w:rPr>
+        <w:t xml:space="preserve">白い扉の前の、小さな控えの間。椅子が二脚。</w:t>
+      </w:r>
+    </w:p>
+    <w:p>
+      <w:pPr>
+        <w:spacing w:after="120" w:before="0" w:line="240"/>
+        <w:ind w:left="0" w:right="0"/>
+        <w:jc w:val="left"/>
+      </w:pPr>
+      <w:r>
+        <w:rPr>
+          <w:rFonts w:ascii="Courier New" w:cs="Courier New" w:eastAsia="Courier New" w:hAnsi="Courier New"/>
+          <w:b w:val="false"/>
+          <w:bCs w:val="false"/>
+          <w:sz w:val="24"/>
+          <w:szCs w:val="24"/>
+        </w:rPr>
+        <w:t xml:space="preserve">真澄が、扉の隙間から中を見ている。蒼が、ほかの子どもたちとかるたをしている。笑っている。</w:t>
+      </w:r>
+    </w:p>
+    <w:p>
+      <w:pPr>
+        <w:spacing w:after="120" w:before="0" w:line="240"/>
+        <w:ind w:left="0" w:right="0"/>
+        <w:jc w:val="left"/>
+      </w:pPr>
+      <w:r>
+        <w:rPr>
+          <w:rFonts w:ascii="Courier New" w:cs="Courier New" w:eastAsia="Courier New" w:hAnsi="Courier New"/>
+          <w:b w:val="false"/>
+          <w:bCs w:val="false"/>
+          <w:sz w:val="24"/>
+          <w:szCs w:val="24"/>
+        </w:rPr>
+        <w:t xml:space="preserve">背後に、八尋が立つ。</w:t>
+      </w:r>
+    </w:p>
+    <w:p>
+      <w:pPr>
+        <w:spacing w:after="0" w:before="200" w:line="240"/>
+        <w:ind w:left="3170" w:right="0"/>
+        <w:jc w:val="left"/>
+      </w:pPr>
+      <w:r>
+        <w:rPr>
+          <w:rFonts w:ascii="Courier New" w:cs="Courier New" w:eastAsia="Courier New" w:hAnsi="Courier New"/>
+          <w:b w:val="false"/>
+          <w:bCs w:val="false"/>
+          <w:sz w:val="24"/>
+          <w:szCs w:val="24"/>
+        </w:rPr>
+        <w:t xml:space="preserve">八尋</w:t>
+      </w:r>
+    </w:p>
+    <w:p>
+      <w:pPr>
+        <w:spacing w:after="0" w:before="0" w:line="240"/>
+        <w:ind w:left="1440" w:right="2160"/>
+        <w:jc w:val="left"/>
+      </w:pPr>
+      <w:r>
+        <w:rPr>
+          <w:rFonts w:ascii="Courier New" w:cs="Courier New" w:eastAsia="Courier New" w:hAnsi="Courier New"/>
+          <w:b w:val="false"/>
+          <w:bCs w:val="false"/>
+          <w:sz w:val="24"/>
+          <w:szCs w:val="24"/>
+        </w:rPr>
+        <w:t xml:space="preserve">毎晩、来てくださるのね。</w:t>
+      </w:r>
+    </w:p>
+    <w:p>
+      <w:pPr>
+        <w:spacing w:after="0" w:before="200" w:line="240"/>
+        <w:ind w:left="3170" w:right="0"/>
+        <w:jc w:val="left"/>
+      </w:pPr>
+      <w:r>
+        <w:rPr>
+          <w:rFonts w:ascii="Courier New" w:cs="Courier New" w:eastAsia="Courier New" w:hAnsi="Courier New"/>
+          <w:b w:val="false"/>
+          <w:bCs w:val="false"/>
+          <w:sz w:val="24"/>
+          <w:szCs w:val="24"/>
+        </w:rPr>
+        <w:t xml:space="preserve">真澄</w:t>
+      </w:r>
+    </w:p>
+    <w:p>
+      <w:pPr>
+        <w:spacing w:after="0" w:before="0" w:line="240"/>
+        <w:ind w:left="1440" w:right="2160"/>
+        <w:jc w:val="left"/>
+      </w:pPr>
+      <w:r>
+        <w:rPr>
+          <w:rFonts w:ascii="Courier New" w:cs="Courier New" w:eastAsia="Courier New" w:hAnsi="Courier New"/>
+          <w:b w:val="false"/>
+          <w:bCs w:val="false"/>
+          <w:sz w:val="24"/>
+          <w:szCs w:val="24"/>
+        </w:rPr>
+        <w:t xml:space="preserve">母親ですから。</w:t>
+      </w:r>
+    </w:p>
+    <w:p>
+      <w:pPr>
+        <w:spacing w:after="0" w:before="200" w:line="240"/>
+        <w:ind w:left="3170" w:right="0"/>
+        <w:jc w:val="left"/>
+      </w:pPr>
+      <w:r>
+        <w:rPr>
+          <w:rFonts w:ascii="Courier New" w:cs="Courier New" w:eastAsia="Courier New" w:hAnsi="Courier New"/>
+          <w:b w:val="false"/>
+          <w:bCs w:val="false"/>
+          <w:sz w:val="24"/>
+          <w:szCs w:val="24"/>
+        </w:rPr>
+        <w:t xml:space="preserve">八尋</w:t>
+      </w:r>
+    </w:p>
+    <w:p>
+      <w:pPr>
+        <w:spacing w:after="0" w:before="0" w:line="240"/>
+        <w:ind w:left="1440" w:right="2160"/>
+        <w:jc w:val="left"/>
+      </w:pPr>
+      <w:r>
+        <w:rPr>
+          <w:rFonts w:ascii="Courier New" w:cs="Courier New" w:eastAsia="Courier New" w:hAnsi="Courier New"/>
+          <w:b w:val="false"/>
+          <w:bCs w:val="false"/>
+          <w:sz w:val="24"/>
+          <w:szCs w:val="24"/>
+        </w:rPr>
+        <w:t xml:space="preserve">わたしもよ。</w:t>
+      </w:r>
+    </w:p>
+    <w:p>
+      <w:pPr>
+        <w:spacing w:after="120" w:before="0" w:line="240"/>
+        <w:ind w:left="0" w:right="0"/>
+        <w:jc w:val="left"/>
+      </w:pPr>
+      <w:r>
+        <w:rPr>
+          <w:rFonts w:ascii="Courier New" w:cs="Courier New" w:eastAsia="Courier New" w:hAnsi="Courier New"/>
+          <w:b w:val="false"/>
+          <w:bCs w:val="false"/>
+          <w:sz w:val="24"/>
+          <w:szCs w:val="24"/>
+        </w:rPr>
+        <w:t xml:space="preserve">真澄が、振り返る。</w:t>
+      </w:r>
+    </w:p>
+    <w:p>
+      <w:pPr>
+        <w:spacing w:after="0" w:before="200" w:line="240"/>
+        <w:ind w:left="3170" w:right="0"/>
+        <w:jc w:val="left"/>
+      </w:pPr>
+      <w:r>
+        <w:rPr>
+          <w:rFonts w:ascii="Courier New" w:cs="Courier New" w:eastAsia="Courier New" w:hAnsi="Courier New"/>
+          <w:b w:val="false"/>
+          <w:bCs w:val="false"/>
+          <w:sz w:val="24"/>
+          <w:szCs w:val="24"/>
+        </w:rPr>
+        <w:t xml:space="preserve">真澄</w:t>
+      </w:r>
+    </w:p>
+    <w:p>
+      <w:pPr>
+        <w:spacing w:after="0" w:before="0" w:line="240"/>
+        <w:ind w:left="1440" w:right="2160"/>
+        <w:jc w:val="left"/>
+      </w:pPr>
+      <w:r>
+        <w:rPr>
+          <w:rFonts w:ascii="Courier New" w:cs="Courier New" w:eastAsia="Courier New" w:hAnsi="Courier New"/>
+          <w:b w:val="false"/>
+          <w:bCs w:val="false"/>
+          <w:sz w:val="24"/>
+          <w:szCs w:val="24"/>
+        </w:rPr>
+        <w:t xml:space="preserve">あなたは、あの子を産んでない。</w:t>
+      </w:r>
+    </w:p>
+    <w:p>
+      <w:pPr>
+        <w:spacing w:after="0" w:before="200" w:line="240"/>
+        <w:ind w:left="3170" w:right="0"/>
+        <w:jc w:val="left"/>
+      </w:pPr>
+      <w:r>
+        <w:rPr>
+          <w:rFonts w:ascii="Courier New" w:cs="Courier New" w:eastAsia="Courier New" w:hAnsi="Courier New"/>
+          <w:b w:val="false"/>
+          <w:bCs w:val="false"/>
+          <w:sz w:val="24"/>
+          <w:szCs w:val="24"/>
+        </w:rPr>
+        <w:t xml:space="preserve">八尋</w:t>
+      </w:r>
+    </w:p>
+    <w:p>
+      <w:pPr>
+        <w:spacing w:after="0" w:before="0" w:line="240"/>
+        <w:ind w:left="1440" w:right="2160"/>
+        <w:jc w:val="left"/>
+      </w:pPr>
+      <w:r>
+        <w:rPr>
+          <w:rFonts w:ascii="Courier New" w:cs="Courier New" w:eastAsia="Courier New" w:hAnsi="Courier New"/>
+          <w:b w:val="false"/>
+          <w:bCs w:val="false"/>
+          <w:sz w:val="24"/>
+          <w:szCs w:val="24"/>
+        </w:rPr>
+        <w:t xml:space="preserve">産んだ子も、いたわ。七人。</w:t>
+      </w:r>
+    </w:p>
+    <w:p>
+      <w:pPr>
+        <w:spacing w:after="120" w:before="0" w:line="240"/>
+        <w:ind w:left="0" w:right="0"/>
+        <w:jc w:val="left"/>
+      </w:pPr>
+      <w:r>
+        <w:rPr>
+          <w:rFonts w:ascii="Courier New" w:cs="Courier New" w:eastAsia="Courier New" w:hAnsi="Courier New"/>
+          <w:b w:val="false"/>
+          <w:bCs w:val="false"/>
+          <w:sz w:val="24"/>
+          <w:szCs w:val="24"/>
+        </w:rPr>
+        <w:t xml:space="preserve">真澄は、言葉を失う。</w:t>
+      </w:r>
+    </w:p>
+    <w:p>
+      <w:pPr>
+        <w:spacing w:after="0" w:before="200" w:line="240"/>
+        <w:ind w:left="3170" w:right="0"/>
+        <w:jc w:val="left"/>
+      </w:pPr>
+      <w:r>
+        <w:rPr>
+          <w:rFonts w:ascii="Courier New" w:cs="Courier New" w:eastAsia="Courier New" w:hAnsi="Courier New"/>
+          <w:b w:val="false"/>
+          <w:bCs w:val="false"/>
+          <w:sz w:val="24"/>
+          <w:szCs w:val="24"/>
+        </w:rPr>
+        <w:t xml:space="preserve">八尋（CONT'D）</w:t>
+      </w:r>
+    </w:p>
+    <w:p>
+      <w:pPr>
+        <w:spacing w:after="0" w:before="0" w:line="240"/>
+        <w:ind w:left="1440" w:right="2160"/>
+        <w:jc w:val="left"/>
+      </w:pPr>
+      <w:r>
+        <w:rPr>
+          <w:rFonts w:ascii="Courier New" w:cs="Courier New" w:eastAsia="Courier New" w:hAnsi="Courier New"/>
+          <w:b w:val="false"/>
+          <w:bCs w:val="false"/>
+          <w:sz w:val="24"/>
+          <w:szCs w:val="24"/>
+        </w:rPr>
+        <w:t xml:space="preserve">一番上の子は、四十で死んだ。一番下は、七十八まで生きた。わたしは、七人とも看取ったの。自分の子の、白髪を梳いて。</w:t>
+      </w:r>
+    </w:p>
+    <w:p>
+      <w:pPr>
+        <w:spacing w:after="120" w:before="0" w:line="240"/>
+        <w:ind w:left="0" w:right="0"/>
+        <w:jc w:val="left"/>
+      </w:pPr>
+      <w:r>
+        <w:rPr>
+          <w:rFonts w:ascii="Courier New" w:cs="Courier New" w:eastAsia="Courier New" w:hAnsi="Courier New"/>
+          <w:b w:val="false"/>
+          <w:bCs w:val="false"/>
+          <w:sz w:val="24"/>
+          <w:szCs w:val="24"/>
+        </w:rPr>
+        <w:t xml:space="preserve">八尋は、扉の隙間から、蒼を見る。</w:t>
+      </w:r>
+    </w:p>
+    <w:p>
+      <w:pPr>
+        <w:spacing w:after="0" w:before="200" w:line="240"/>
+        <w:ind w:left="3170" w:right="0"/>
+        <w:jc w:val="left"/>
+      </w:pPr>
+      <w:r>
+        <w:rPr>
+          <w:rFonts w:ascii="Courier New" w:cs="Courier New" w:eastAsia="Courier New" w:hAnsi="Courier New"/>
+          <w:b w:val="false"/>
+          <w:bCs w:val="false"/>
+          <w:sz w:val="24"/>
+          <w:szCs w:val="24"/>
+        </w:rPr>
+        <w:t xml:space="preserve">八尋（CONT'D）</w:t>
+      </w:r>
+    </w:p>
+    <w:p>
+      <w:pPr>
+        <w:spacing w:after="0" w:before="0" w:line="240"/>
+        <w:ind w:left="1440" w:right="2160"/>
+        <w:jc w:val="left"/>
+      </w:pPr>
+      <w:r>
+        <w:rPr>
+          <w:rFonts w:ascii="Courier New" w:cs="Courier New" w:eastAsia="Courier New" w:hAnsi="Courier New"/>
+          <w:b w:val="false"/>
+          <w:bCs w:val="false"/>
+          <w:sz w:val="24"/>
+          <w:szCs w:val="24"/>
+        </w:rPr>
+        <w:t xml:space="preserve">それから、産むのをやめたの。</w:t>
+      </w:r>
+    </w:p>
+    <w:p>
+      <w:pPr>
+        <w:spacing w:after="0" w:before="200" w:line="240"/>
+        <w:ind w:left="3170" w:right="0"/>
+        <w:jc w:val="left"/>
+      </w:pPr>
+      <w:r>
+        <w:rPr>
+          <w:rFonts w:ascii="Courier New" w:cs="Courier New" w:eastAsia="Courier New" w:hAnsi="Courier New"/>
+          <w:b w:val="false"/>
+          <w:bCs w:val="false"/>
+          <w:sz w:val="24"/>
+          <w:szCs w:val="24"/>
+        </w:rPr>
+        <w:t xml:space="preserve">真澄</w:t>
+      </w:r>
+    </w:p>
+    <w:p>
+      <w:pPr>
+        <w:spacing w:after="0" w:before="0" w:line="240"/>
+        <w:ind w:left="1440" w:right="2160"/>
+        <w:jc w:val="left"/>
+      </w:pPr>
+      <w:r>
+        <w:rPr>
+          <w:rFonts w:ascii="Courier New" w:cs="Courier New" w:eastAsia="Courier New" w:hAnsi="Courier New"/>
+          <w:b w:val="false"/>
+          <w:bCs w:val="false"/>
+          <w:sz w:val="24"/>
+          <w:szCs w:val="24"/>
+        </w:rPr>
+        <w:t xml:space="preserve">……だから、よその子を攫うの。</w:t>
+      </w:r>
+    </w:p>
+    <w:p>
+      <w:pPr>
+        <w:spacing w:after="0" w:before="200" w:line="240"/>
+        <w:ind w:left="3170" w:right="0"/>
+        <w:jc w:val="left"/>
+      </w:pPr>
+      <w:r>
+        <w:rPr>
+          <w:rFonts w:ascii="Courier New" w:cs="Courier New" w:eastAsia="Courier New" w:hAnsi="Courier New"/>
+          <w:b w:val="false"/>
+          <w:bCs w:val="false"/>
+          <w:sz w:val="24"/>
+          <w:szCs w:val="24"/>
+        </w:rPr>
+        <w:t xml:space="preserve">八尋</w:t>
+      </w:r>
+    </w:p>
+    <w:p>
+      <w:pPr>
+        <w:spacing w:after="0" w:before="0" w:line="240"/>
+        <w:ind w:left="1440" w:right="2160"/>
+        <w:jc w:val="left"/>
+      </w:pPr>
+      <w:r>
+        <w:rPr>
+          <w:rFonts w:ascii="Courier New" w:cs="Courier New" w:eastAsia="Courier New" w:hAnsi="Courier New"/>
+          <w:b w:val="false"/>
+          <w:bCs w:val="false"/>
+          <w:sz w:val="24"/>
+          <w:szCs w:val="24"/>
+        </w:rPr>
+        <w:t xml:space="preserve">攫ったんじゃないわ。拾ったの。みんな、誰かが手を離した子よ。</w:t>
+      </w:r>
+    </w:p>
+    <w:p>
+      <w:pPr>
+        <w:spacing w:after="120" w:before="0" w:line="240"/>
+        <w:ind w:left="0" w:right="0"/>
+        <w:jc w:val="left"/>
+      </w:pPr>
+      <w:r>
+        <w:rPr>
+          <w:rFonts w:ascii="Courier New" w:cs="Courier New" w:eastAsia="Courier New" w:hAnsi="Courier New"/>
+          <w:b w:val="false"/>
+          <w:bCs w:val="false"/>
+          <w:sz w:val="24"/>
+          <w:szCs w:val="24"/>
+        </w:rPr>
+        <w:t xml:space="preserve">真澄の顔が、ゆがむ。</w:t>
+      </w:r>
+    </w:p>
+    <w:p>
+      <w:pPr>
+        <w:spacing w:after="0" w:before="200" w:line="240"/>
+        <w:ind w:left="3170" w:right="0"/>
+        <w:jc w:val="left"/>
+      </w:pPr>
+      <w:r>
+        <w:rPr>
+          <w:rFonts w:ascii="Courier New" w:cs="Courier New" w:eastAsia="Courier New" w:hAnsi="Courier New"/>
+          <w:b w:val="false"/>
+          <w:bCs w:val="false"/>
+          <w:sz w:val="24"/>
+          <w:szCs w:val="24"/>
+        </w:rPr>
+        <w:t xml:space="preserve">真澄</w:t>
+      </w:r>
+    </w:p>
+    <w:p>
+      <w:pPr>
+        <w:spacing w:after="0" w:before="0" w:line="240"/>
+        <w:ind w:left="1440" w:right="2160"/>
+        <w:jc w:val="left"/>
+      </w:pPr>
+      <w:r>
+        <w:rPr>
+          <w:rFonts w:ascii="Courier New" w:cs="Courier New" w:eastAsia="Courier New" w:hAnsi="Courier New"/>
+          <w:b w:val="false"/>
+          <w:bCs w:val="false"/>
+          <w:sz w:val="24"/>
+          <w:szCs w:val="24"/>
+        </w:rPr>
+        <w:t xml:space="preserve">五年前、あの子に、何があったの。</w:t>
+      </w:r>
+    </w:p>
+    <w:p>
+      <w:pPr>
+        <w:spacing w:after="0" w:before="200" w:line="240"/>
+        <w:ind w:left="3170" w:right="0"/>
+        <w:jc w:val="left"/>
+      </w:pPr>
+      <w:r>
+        <w:rPr>
+          <w:rFonts w:ascii="Courier New" w:cs="Courier New" w:eastAsia="Courier New" w:hAnsi="Courier New"/>
+          <w:b w:val="false"/>
+          <w:bCs w:val="false"/>
+          <w:sz w:val="24"/>
+          <w:szCs w:val="24"/>
+        </w:rPr>
+        <w:t xml:space="preserve">八尋</w:t>
+      </w:r>
+    </w:p>
+    <w:p>
+      <w:pPr>
+        <w:spacing w:after="0" w:before="0" w:line="240"/>
+        <w:ind w:left="1440" w:right="2160"/>
+        <w:jc w:val="left"/>
+      </w:pPr>
+      <w:r>
+        <w:rPr>
+          <w:rFonts w:ascii="Courier New" w:cs="Courier New" w:eastAsia="Courier New" w:hAnsi="Courier New"/>
+          <w:b w:val="false"/>
+          <w:bCs w:val="false"/>
+          <w:sz w:val="24"/>
+          <w:szCs w:val="24"/>
+        </w:rPr>
+        <w:t xml:space="preserve">それは、あの人に聞きなさい。</w:t>
+      </w:r>
+    </w:p>
+    <w:p>
+      <w:pPr>
+        <w:spacing w:after="0" w:before="200" w:line="240"/>
+        <w:ind w:left="3170" w:right="0"/>
+        <w:jc w:val="left"/>
+      </w:pPr>
+      <w:r>
+        <w:rPr>
+          <w:rFonts w:ascii="Courier New" w:cs="Courier New" w:eastAsia="Courier New" w:hAnsi="Courier New"/>
+          <w:b w:val="false"/>
+          <w:bCs w:val="false"/>
+          <w:sz w:val="24"/>
+          <w:szCs w:val="24"/>
+        </w:rPr>
+        <w:t xml:space="preserve">真澄</w:t>
+      </w:r>
+    </w:p>
+    <w:p>
+      <w:pPr>
+        <w:spacing w:after="0" w:before="0" w:line="240"/>
+        <w:ind w:left="1440" w:right="2160"/>
+        <w:jc w:val="left"/>
+      </w:pPr>
+      <w:r>
+        <w:rPr>
+          <w:rFonts w:ascii="Courier New" w:cs="Courier New" w:eastAsia="Courier New" w:hAnsi="Courier New"/>
+          <w:b w:val="false"/>
+          <w:bCs w:val="false"/>
+          <w:sz w:val="24"/>
+          <w:szCs w:val="24"/>
+        </w:rPr>
+        <w:t xml:space="preserve">聞きました。十分だったって。</w:t>
+      </w:r>
+    </w:p>
+    <w:p>
+      <w:pPr>
+        <w:spacing w:after="0" w:before="200" w:line="240"/>
+        <w:ind w:left="3170" w:right="0"/>
+        <w:jc w:val="left"/>
+      </w:pPr>
+      <w:r>
+        <w:rPr>
+          <w:rFonts w:ascii="Courier New" w:cs="Courier New" w:eastAsia="Courier New" w:hAnsi="Courier New"/>
+          <w:b w:val="false"/>
+          <w:bCs w:val="false"/>
+          <w:sz w:val="24"/>
+          <w:szCs w:val="24"/>
+        </w:rPr>
+        <w:t xml:space="preserve">八尋</w:t>
+      </w:r>
+    </w:p>
+    <w:p>
+      <w:pPr>
+        <w:spacing w:after="0" w:before="0" w:line="240"/>
+        <w:ind w:left="1440" w:right="2160"/>
+        <w:jc w:val="left"/>
+      </w:pPr>
+      <w:r>
+        <w:rPr>
+          <w:rFonts w:ascii="Courier New" w:cs="Courier New" w:eastAsia="Courier New" w:hAnsi="Courier New"/>
+          <w:b w:val="false"/>
+          <w:bCs w:val="false"/>
+          <w:sz w:val="24"/>
+          <w:szCs w:val="24"/>
+        </w:rPr>
+        <w:t xml:space="preserve">十分のあいだに、何があったかは？</w:t>
+      </w:r>
+    </w:p>
+    <w:p>
+      <w:pPr>
+        <w:spacing w:after="120" w:before="0" w:line="240"/>
+        <w:ind w:left="0" w:right="0"/>
+        <w:jc w:val="left"/>
+      </w:pPr>
+      <w:r>
+        <w:rPr>
+          <w:rFonts w:ascii="Courier New" w:cs="Courier New" w:eastAsia="Courier New" w:hAnsi="Courier New"/>
+          <w:b w:val="false"/>
+          <w:bCs w:val="false"/>
+          <w:sz w:val="24"/>
+          <w:szCs w:val="24"/>
+        </w:rPr>
+        <w:t xml:space="preserve">真澄は、答えられない。</w:t>
+      </w:r>
+    </w:p>
+    <w:p>
+      <w:pPr>
+        <w:spacing w:after="0" w:before="200" w:line="240"/>
+        <w:ind w:left="3170" w:right="0"/>
+        <w:jc w:val="left"/>
+      </w:pPr>
+      <w:r>
+        <w:rPr>
+          <w:rFonts w:ascii="Courier New" w:cs="Courier New" w:eastAsia="Courier New" w:hAnsi="Courier New"/>
+          <w:b w:val="false"/>
+          <w:bCs w:val="false"/>
+          <w:sz w:val="24"/>
+          <w:szCs w:val="24"/>
+        </w:rPr>
+        <w:t xml:space="preserve">八尋（CONT'D）</w:t>
+      </w:r>
+    </w:p>
+    <w:p>
+      <w:pPr>
+        <w:spacing w:after="0" w:before="0" w:line="240"/>
+        <w:ind w:left="1440" w:right="2160"/>
+        <w:jc w:val="left"/>
+      </w:pPr>
+      <w:r>
+        <w:rPr>
+          <w:rFonts w:ascii="Courier New" w:cs="Courier New" w:eastAsia="Courier New" w:hAnsi="Courier New"/>
+          <w:b w:val="false"/>
+          <w:bCs w:val="false"/>
+          <w:sz w:val="24"/>
+          <w:szCs w:val="24"/>
+        </w:rPr>
+        <w:t xml:space="preserve">あの人も、まだ知らないのよ。</w:t>
+      </w:r>
+    </w:p>
+    <w:p>
+      <w:pPr>
+        <w:spacing w:after="0" w:before="200" w:line="240"/>
+        <w:ind w:left="0" w:right="0"/>
+        <w:jc w:val="left"/>
+      </w:pPr>
+      <w:r>
+        <w:rPr>
+          <w:rFonts w:ascii="Courier New" w:cs="Courier New" w:eastAsia="Courier New" w:hAnsi="Courier New"/>
+          <w:b w:val="false"/>
+          <w:bCs w:val="false"/>
+          <w:sz w:val="24"/>
+          <w:szCs w:val="24"/>
+        </w:rPr>
+        <w:t xml:space="preserve">INT. 三〇九号室 - 夜</w:t>
+      </w:r>
+    </w:p>
+    <w:p>
+      <w:pPr>
+        <w:spacing w:after="120" w:before="0" w:line="240"/>
+        <w:ind w:left="0" w:right="0"/>
+        <w:jc w:val="left"/>
+      </w:pPr>
+      <w:r>
+        <w:rPr>
+          <w:rFonts w:ascii="Courier New" w:cs="Courier New" w:eastAsia="Courier New" w:hAnsi="Courier New"/>
+          <w:b w:val="false"/>
+          <w:bCs w:val="false"/>
+          <w:sz w:val="24"/>
+          <w:szCs w:val="24"/>
+        </w:rPr>
+        <w:t xml:space="preserve">真澄が、ノックして入ってくる。コートを着たまま。</w:t>
+      </w:r>
+    </w:p>
+    <w:p>
+      <w:pPr>
+        <w:spacing w:after="120" w:before="0" w:line="240"/>
+        <w:ind w:left="0" w:right="0"/>
+        <w:jc w:val="left"/>
+      </w:pPr>
+      <w:r>
+        <w:rPr>
+          <w:rFonts w:ascii="Courier New" w:cs="Courier New" w:eastAsia="Courier New" w:hAnsi="Courier New"/>
+          <w:b w:val="false"/>
+          <w:bCs w:val="false"/>
+          <w:sz w:val="24"/>
+          <w:szCs w:val="24"/>
+        </w:rPr>
+        <w:t xml:space="preserve">圭介は、机の前に立っている。机の上に、スマホと、本が数冊。</w:t>
+      </w:r>
+    </w:p>
+    <w:p>
+      <w:pPr>
+        <w:spacing w:after="0" w:before="200" w:line="240"/>
+        <w:ind w:left="3170" w:right="0"/>
+        <w:jc w:val="left"/>
+      </w:pPr>
+      <w:r>
+        <w:rPr>
+          <w:rFonts w:ascii="Courier New" w:cs="Courier New" w:eastAsia="Courier New" w:hAnsi="Courier New"/>
+          <w:b w:val="false"/>
+          <w:bCs w:val="false"/>
+          <w:sz w:val="24"/>
+          <w:szCs w:val="24"/>
+        </w:rPr>
+        <w:t xml:space="preserve">真澄</w:t>
+      </w:r>
+    </w:p>
+    <w:p>
+      <w:pPr>
+        <w:spacing w:after="0" w:before="0" w:line="240"/>
+        <w:ind w:left="1440" w:right="2160"/>
+        <w:jc w:val="left"/>
+      </w:pPr>
+      <w:r>
+        <w:rPr>
+          <w:rFonts w:ascii="Courier New" w:cs="Courier New" w:eastAsia="Courier New" w:hAnsi="Courier New"/>
+          <w:b w:val="false"/>
+          <w:bCs w:val="false"/>
+          <w:sz w:val="24"/>
+          <w:szCs w:val="24"/>
+        </w:rPr>
+        <w:t xml:space="preserve">今夜も、泊まるから。</w:t>
+      </w:r>
+    </w:p>
+    <w:p>
+      <w:pPr>
+        <w:spacing w:after="0" w:before="200" w:line="240"/>
+        <w:ind w:left="3170" w:right="0"/>
+        <w:jc w:val="left"/>
+      </w:pPr>
+      <w:r>
+        <w:rPr>
+          <w:rFonts w:ascii="Courier New" w:cs="Courier New" w:eastAsia="Courier New" w:hAnsi="Courier New"/>
+          <w:b w:val="false"/>
+          <w:bCs w:val="false"/>
+          <w:sz w:val="24"/>
+          <w:szCs w:val="24"/>
+        </w:rPr>
+        <w:t xml:space="preserve">圭介</w:t>
+      </w:r>
+    </w:p>
+    <w:p>
+      <w:pPr>
+        <w:spacing w:after="0" w:before="0" w:line="240"/>
+        <w:ind w:left="1440" w:right="2160"/>
+        <w:jc w:val="left"/>
+      </w:pPr>
+      <w:r>
+        <w:rPr>
+          <w:rFonts w:ascii="Courier New" w:cs="Courier New" w:eastAsia="Courier New" w:hAnsi="Courier New"/>
+          <w:b w:val="false"/>
+          <w:bCs w:val="false"/>
+          <w:sz w:val="24"/>
+          <w:szCs w:val="24"/>
+        </w:rPr>
+        <w:t xml:space="preserve">今夜は、帰ってくれ。</w:t>
+      </w:r>
+    </w:p>
+    <w:p>
+      <w:pPr>
+        <w:spacing w:after="0" w:before="200" w:line="240"/>
+        <w:ind w:left="3170" w:right="0"/>
+        <w:jc w:val="left"/>
+      </w:pPr>
+      <w:r>
+        <w:rPr>
+          <w:rFonts w:ascii="Courier New" w:cs="Courier New" w:eastAsia="Courier New" w:hAnsi="Courier New"/>
+          <w:b w:val="false"/>
+          <w:bCs w:val="false"/>
+          <w:sz w:val="24"/>
+          <w:szCs w:val="24"/>
+        </w:rPr>
+        <w:t xml:space="preserve">真澄</w:t>
+      </w:r>
+    </w:p>
+    <w:p>
+      <w:pPr>
+        <w:spacing w:after="0" w:before="0" w:line="240"/>
+        <w:ind w:left="1440" w:right="2160"/>
+        <w:jc w:val="left"/>
+      </w:pPr>
+      <w:r>
+        <w:rPr>
+          <w:rFonts w:ascii="Courier New" w:cs="Courier New" w:eastAsia="Courier New" w:hAnsi="Courier New"/>
+          <w:b w:val="false"/>
+          <w:bCs w:val="false"/>
+          <w:sz w:val="24"/>
+          <w:szCs w:val="24"/>
+        </w:rPr>
+        <w:t xml:space="preserve">なんで。</w:t>
+      </w:r>
+    </w:p>
+    <w:p>
+      <w:pPr>
+        <w:spacing w:after="0" w:before="200" w:line="240"/>
+        <w:ind w:left="3170" w:right="0"/>
+        <w:jc w:val="left"/>
+      </w:pPr>
+      <w:r>
+        <w:rPr>
+          <w:rFonts w:ascii="Courier New" w:cs="Courier New" w:eastAsia="Courier New" w:hAnsi="Courier New"/>
+          <w:b w:val="false"/>
+          <w:bCs w:val="false"/>
+          <w:sz w:val="24"/>
+          <w:szCs w:val="24"/>
+        </w:rPr>
+        <w:t xml:space="preserve">圭介</w:t>
+      </w:r>
+    </w:p>
+    <w:p>
+      <w:pPr>
+        <w:spacing w:after="0" w:before="0" w:line="240"/>
+        <w:ind w:left="1440" w:right="2160"/>
+        <w:jc w:val="left"/>
+      </w:pPr>
+      <w:r>
+        <w:rPr>
+          <w:rFonts w:ascii="Courier New" w:cs="Courier New" w:eastAsia="Courier New" w:hAnsi="Courier New"/>
+          <w:b w:val="false"/>
+          <w:bCs w:val="false"/>
+          <w:sz w:val="24"/>
+          <w:szCs w:val="24"/>
+        </w:rPr>
+        <w:t xml:space="preserve">確かめたいことがある。一人で。</w:t>
+      </w:r>
+    </w:p>
+    <w:p>
+      <w:pPr>
+        <w:spacing w:after="120" w:before="0" w:line="240"/>
+        <w:ind w:left="0" w:right="0"/>
+        <w:jc w:val="left"/>
+      </w:pPr>
+      <w:r>
+        <w:rPr>
+          <w:rFonts w:ascii="Courier New" w:cs="Courier New" w:eastAsia="Courier New" w:hAnsi="Courier New"/>
+          <w:b w:val="false"/>
+          <w:bCs w:val="false"/>
+          <w:sz w:val="24"/>
+          <w:szCs w:val="24"/>
+        </w:rPr>
+        <w:t xml:space="preserve">真澄は、圭介の手元を見る。本の山と、スマホ。</w:t>
+      </w:r>
+    </w:p>
+    <w:p>
+      <w:pPr>
+        <w:spacing w:after="0" w:before="200" w:line="240"/>
+        <w:ind w:left="3170" w:right="0"/>
+        <w:jc w:val="left"/>
+      </w:pPr>
+      <w:r>
+        <w:rPr>
+          <w:rFonts w:ascii="Courier New" w:cs="Courier New" w:eastAsia="Courier New" w:hAnsi="Courier New"/>
+          <w:b w:val="false"/>
+          <w:bCs w:val="false"/>
+          <w:sz w:val="24"/>
+          <w:szCs w:val="24"/>
+        </w:rPr>
+        <w:t xml:space="preserve">真澄</w:t>
+      </w:r>
+    </w:p>
+    <w:p>
+      <w:pPr>
+        <w:spacing w:after="0" w:before="0" w:line="240"/>
+        <w:ind w:left="1440" w:right="2160"/>
+        <w:jc w:val="left"/>
+      </w:pPr>
+      <w:r>
+        <w:rPr>
+          <w:rFonts w:ascii="Courier New" w:cs="Courier New" w:eastAsia="Courier New" w:hAnsi="Courier New"/>
+          <w:b w:val="false"/>
+          <w:bCs w:val="false"/>
+          <w:sz w:val="24"/>
+          <w:szCs w:val="24"/>
+        </w:rPr>
+        <w:t xml:space="preserve">何を。</w:t>
+      </w:r>
+    </w:p>
+    <w:p>
+      <w:pPr>
+        <w:spacing w:after="0" w:before="200" w:line="240"/>
+        <w:ind w:left="3170" w:right="0"/>
+        <w:jc w:val="left"/>
+      </w:pPr>
+      <w:r>
+        <w:rPr>
+          <w:rFonts w:ascii="Courier New" w:cs="Courier New" w:eastAsia="Courier New" w:hAnsi="Courier New"/>
+          <w:b w:val="false"/>
+          <w:bCs w:val="false"/>
+          <w:sz w:val="24"/>
+          <w:szCs w:val="24"/>
+        </w:rPr>
+        <w:t xml:space="preserve">圭介</w:t>
+      </w:r>
+    </w:p>
+    <w:p>
+      <w:pPr>
+        <w:spacing w:after="0" w:before="0" w:line="240"/>
+        <w:ind w:left="1440" w:right="2160"/>
+        <w:jc w:val="left"/>
+      </w:pPr>
+      <w:r>
+        <w:rPr>
+          <w:rFonts w:ascii="Courier New" w:cs="Courier New" w:eastAsia="Courier New" w:hAnsi="Courier New"/>
+          <w:b w:val="false"/>
+          <w:bCs w:val="false"/>
+          <w:sz w:val="24"/>
+          <w:szCs w:val="24"/>
+        </w:rPr>
+        <w:t xml:space="preserve">……俺が、夜中に何をしてるか。</w:t>
+      </w:r>
+    </w:p>
+    <w:p>
+      <w:pPr>
+        <w:spacing w:after="120" w:before="0" w:line="240"/>
+        <w:ind w:left="0" w:right="0"/>
+        <w:jc w:val="left"/>
+      </w:pPr>
+      <w:r>
+        <w:rPr>
+          <w:rFonts w:ascii="Courier New" w:cs="Courier New" w:eastAsia="Courier New" w:hAnsi="Courier New"/>
+          <w:b w:val="false"/>
+          <w:bCs w:val="false"/>
+          <w:sz w:val="24"/>
+          <w:szCs w:val="24"/>
+        </w:rPr>
+        <w:t xml:space="preserve">真澄は、しばらく圭介を見ている。</w:t>
+      </w:r>
+    </w:p>
+    <w:p>
+      <w:pPr>
+        <w:spacing w:after="120" w:before="0" w:line="240"/>
+        <w:ind w:left="0" w:right="0"/>
+        <w:jc w:val="left"/>
+      </w:pPr>
+      <w:r>
+        <w:rPr>
+          <w:rFonts w:ascii="Courier New" w:cs="Courier New" w:eastAsia="Courier New" w:hAnsi="Courier New"/>
+          <w:b w:val="false"/>
+          <w:bCs w:val="false"/>
+          <w:sz w:val="24"/>
+          <w:szCs w:val="24"/>
+        </w:rPr>
+        <w:t xml:space="preserve">バッグから、たたんだネクタイを出す。机の上に置く。</w:t>
+      </w:r>
+    </w:p>
+    <w:p>
+      <w:pPr>
+        <w:spacing w:after="0" w:before="200" w:line="240"/>
+        <w:ind w:left="3170" w:right="0"/>
+        <w:jc w:val="left"/>
+      </w:pPr>
+      <w:r>
+        <w:rPr>
+          <w:rFonts w:ascii="Courier New" w:cs="Courier New" w:eastAsia="Courier New" w:hAnsi="Courier New"/>
+          <w:b w:val="false"/>
+          <w:bCs w:val="false"/>
+          <w:sz w:val="24"/>
+          <w:szCs w:val="24"/>
+        </w:rPr>
+        <w:t xml:space="preserve">真澄</w:t>
+      </w:r>
+    </w:p>
+    <w:p>
+      <w:pPr>
+        <w:spacing w:after="0" w:before="0" w:line="240"/>
+        <w:ind w:left="1440" w:right="2160"/>
+        <w:jc w:val="left"/>
+      </w:pPr>
+      <w:r>
+        <w:rPr>
+          <w:rFonts w:ascii="Courier New" w:cs="Courier New" w:eastAsia="Courier New" w:hAnsi="Courier New"/>
+          <w:b w:val="false"/>
+          <w:bCs w:val="false"/>
+          <w:sz w:val="24"/>
+          <w:szCs w:val="24"/>
+        </w:rPr>
+        <w:t xml:space="preserve">朝、電話して。何があっても。</w:t>
+      </w:r>
+    </w:p>
+    <w:p>
+      <w:pPr>
+        <w:spacing w:after="0" w:before="200" w:line="240"/>
+        <w:ind w:left="3170" w:right="0"/>
+        <w:jc w:val="left"/>
+      </w:pPr>
+      <w:r>
+        <w:rPr>
+          <w:rFonts w:ascii="Courier New" w:cs="Courier New" w:eastAsia="Courier New" w:hAnsi="Courier New"/>
+          <w:b w:val="false"/>
+          <w:bCs w:val="false"/>
+          <w:sz w:val="24"/>
+          <w:szCs w:val="24"/>
+        </w:rPr>
+        <w:t xml:space="preserve">圭介</w:t>
+      </w:r>
+    </w:p>
+    <w:p>
+      <w:pPr>
+        <w:spacing w:after="0" w:before="0" w:line="240"/>
+        <w:ind w:left="1440" w:right="2160"/>
+        <w:jc w:val="left"/>
+      </w:pPr>
+      <w:r>
+        <w:rPr>
+          <w:rFonts w:ascii="Courier New" w:cs="Courier New" w:eastAsia="Courier New" w:hAnsi="Courier New"/>
+          <w:b w:val="false"/>
+          <w:bCs w:val="false"/>
+          <w:sz w:val="24"/>
+          <w:szCs w:val="24"/>
+        </w:rPr>
+        <w:t xml:space="preserve">ああ。</w:t>
+      </w:r>
+    </w:p>
+    <w:p>
+      <w:pPr>
+        <w:spacing w:after="120" w:before="0" w:line="240"/>
+        <w:ind w:left="0" w:right="0"/>
+        <w:jc w:val="left"/>
+      </w:pPr>
+      <w:r>
+        <w:rPr>
+          <w:rFonts w:ascii="Courier New" w:cs="Courier New" w:eastAsia="Courier New" w:hAnsi="Courier New"/>
+          <w:b w:val="false"/>
+          <w:bCs w:val="false"/>
+          <w:sz w:val="24"/>
+          <w:szCs w:val="24"/>
+        </w:rPr>
+        <w:t xml:space="preserve">真澄は、出ていく。扉の前で、一度だけ振り返る。何か言いかけて、やめる。</w:t>
+      </w:r>
+    </w:p>
+    <w:p>
+      <w:pPr>
+        <w:spacing w:after="0" w:before="200" w:line="240"/>
+        <w:ind w:left="0" w:right="0"/>
+        <w:jc w:val="left"/>
+      </w:pPr>
+      <w:r>
+        <w:rPr>
+          <w:rFonts w:ascii="Courier New" w:cs="Courier New" w:eastAsia="Courier New" w:hAnsi="Courier New"/>
+          <w:b w:val="false"/>
+          <w:bCs w:val="false"/>
+          <w:sz w:val="24"/>
+          <w:szCs w:val="24"/>
+        </w:rPr>
         <w:t xml:space="preserve">INT. 警視庁・廊下 - 深夜</w:t>
       </w:r>
     </w:p>
@@ -5255,6 +7859,142 @@
           <w:szCs w:val="24"/>
         </w:rPr>
         <w:t xml:space="preserve">それが一番、正しいやり方だ。お前は刑事だろ。</w:t>
+      </w:r>
+    </w:p>
+    <w:p>
+      <w:pPr>
+        <w:spacing w:after="120" w:before="0" w:line="240"/>
+        <w:ind w:left="0" w:right="0"/>
+        <w:jc w:val="left"/>
+      </w:pPr>
+      <w:r>
+        <w:rPr>
+          <w:rFonts w:ascii="Courier New" w:cs="Courier New" w:eastAsia="Courier New" w:hAnsi="Courier New"/>
+          <w:b w:val="false"/>
+          <w:bCs w:val="false"/>
+          <w:sz w:val="24"/>
+          <w:szCs w:val="24"/>
+        </w:rPr>
+        <w:t xml:space="preserve">若林は、上着の内ポケットから茶封筒を出す。</w:t>
+      </w:r>
+    </w:p>
+    <w:p>
+      <w:pPr>
+        <w:spacing w:after="0" w:before="200" w:line="240"/>
+        <w:ind w:left="3170" w:right="0"/>
+        <w:jc w:val="left"/>
+      </w:pPr>
+      <w:r>
+        <w:rPr>
+          <w:rFonts w:ascii="Courier New" w:cs="Courier New" w:eastAsia="Courier New" w:hAnsi="Courier New"/>
+          <w:b w:val="false"/>
+          <w:bCs w:val="false"/>
+          <w:sz w:val="24"/>
+          <w:szCs w:val="24"/>
+        </w:rPr>
+        <w:t xml:space="preserve">若林</w:t>
+      </w:r>
+    </w:p>
+    <w:p>
+      <w:pPr>
+        <w:spacing w:after="0" w:before="0" w:line="240"/>
+        <w:ind w:left="1440" w:right="2160"/>
+        <w:jc w:val="left"/>
+      </w:pPr>
+      <w:r>
+        <w:rPr>
+          <w:rFonts w:ascii="Courier New" w:cs="Courier New" w:eastAsia="Courier New" w:hAnsi="Courier New"/>
+          <w:b w:val="false"/>
+          <w:bCs w:val="false"/>
+          <w:sz w:val="24"/>
+          <w:szCs w:val="24"/>
+        </w:rPr>
+        <w:t xml:space="preserve">管理官からです。長期休職の辞令と、産業医の面談。……顔を見てこいって言われました。</w:t>
+      </w:r>
+    </w:p>
+    <w:p>
+      <w:pPr>
+        <w:spacing w:after="0" w:before="200" w:line="240"/>
+        <w:ind w:left="3170" w:right="0"/>
+        <w:jc w:val="left"/>
+      </w:pPr>
+      <w:r>
+        <w:rPr>
+          <w:rFonts w:ascii="Courier New" w:cs="Courier New" w:eastAsia="Courier New" w:hAnsi="Courier New"/>
+          <w:b w:val="false"/>
+          <w:bCs w:val="false"/>
+          <w:sz w:val="24"/>
+          <w:szCs w:val="24"/>
+        </w:rPr>
+        <w:t xml:space="preserve">圭介</w:t>
+      </w:r>
+    </w:p>
+    <w:p>
+      <w:pPr>
+        <w:spacing w:after="0" w:before="0" w:line="240"/>
+        <w:ind w:left="1440" w:right="2160"/>
+        <w:jc w:val="left"/>
+      </w:pPr>
+      <w:r>
+        <w:rPr>
+          <w:rFonts w:ascii="Courier New" w:cs="Courier New" w:eastAsia="Courier New" w:hAnsi="Courier New"/>
+          <w:b w:val="false"/>
+          <w:bCs w:val="false"/>
+          <w:sz w:val="24"/>
+          <w:szCs w:val="24"/>
+        </w:rPr>
+        <w:t xml:space="preserve">見たか。</w:t>
+      </w:r>
+    </w:p>
+    <w:p>
+      <w:pPr>
+        <w:spacing w:after="0" w:before="200" w:line="240"/>
+        <w:ind w:left="3170" w:right="0"/>
+        <w:jc w:val="left"/>
+      </w:pPr>
+      <w:r>
+        <w:rPr>
+          <w:rFonts w:ascii="Courier New" w:cs="Courier New" w:eastAsia="Courier New" w:hAnsi="Courier New"/>
+          <w:b w:val="false"/>
+          <w:bCs w:val="false"/>
+          <w:sz w:val="24"/>
+          <w:szCs w:val="24"/>
+        </w:rPr>
+        <w:t xml:space="preserve">若林</w:t>
+      </w:r>
+    </w:p>
+    <w:p>
+      <w:pPr>
+        <w:spacing w:after="0" w:before="0" w:line="240"/>
+        <w:ind w:left="1440" w:right="2160"/>
+        <w:jc w:val="left"/>
+      </w:pPr>
+      <w:r>
+        <w:rPr>
+          <w:rFonts w:ascii="Courier New" w:cs="Courier New" w:eastAsia="Courier New" w:hAnsi="Courier New"/>
+          <w:b w:val="false"/>
+          <w:bCs w:val="false"/>
+          <w:sz w:val="24"/>
+          <w:szCs w:val="24"/>
+        </w:rPr>
+        <w:t xml:space="preserve">見ました。</w:t>
+      </w:r>
+    </w:p>
+    <w:p>
+      <w:pPr>
+        <w:spacing w:after="120" w:before="0" w:line="240"/>
+        <w:ind w:left="0" w:right="0"/>
+        <w:jc w:val="left"/>
+      </w:pPr>
+      <w:r>
+        <w:rPr>
+          <w:rFonts w:ascii="Courier New" w:cs="Courier New" w:eastAsia="Courier New" w:hAnsi="Courier New"/>
+          <w:b w:val="false"/>
+          <w:bCs w:val="false"/>
+          <w:sz w:val="24"/>
+          <w:szCs w:val="24"/>
+        </w:rPr>
+        <w:t xml:space="preserve">圭介は封筒を受け取り、中身を見ずにポケットにしまう。</w:t>
       </w:r>
     </w:p>
     <w:p>
@@ -6552,6 +9292,550 @@
           <w:szCs w:val="24"/>
         </w:rPr>
         <w:t xml:space="preserve">八尋は、鏡の中で、少しだけ笑う。</w:t>
+      </w:r>
+    </w:p>
+    <w:p>
+      <w:pPr>
+        <w:spacing w:after="0" w:before="200" w:line="240"/>
+        <w:ind w:left="0" w:right="0"/>
+        <w:jc w:val="left"/>
+      </w:pPr>
+      <w:r>
+        <w:rPr>
+          <w:rFonts w:ascii="Courier New" w:cs="Courier New" w:eastAsia="Courier New" w:hAnsi="Courier New"/>
+          <w:b w:val="false"/>
+          <w:bCs w:val="false"/>
+          <w:sz w:val="24"/>
+          <w:szCs w:val="24"/>
+        </w:rPr>
+        <w:t xml:space="preserve">INT. ホテル常世・五階・汐見の仮事務所 - 深夜</w:t>
+      </w:r>
+    </w:p>
+    <w:p>
+      <w:pPr>
+        <w:spacing w:after="120" w:before="0" w:line="240"/>
+        <w:ind w:left="0" w:right="0"/>
+        <w:jc w:val="left"/>
+      </w:pPr>
+      <w:r>
+        <w:rPr>
+          <w:rFonts w:ascii="Courier New" w:cs="Courier New" w:eastAsia="Courier New" w:hAnsi="Courier New"/>
+          <w:b w:val="false"/>
+          <w:bCs w:val="false"/>
+          <w:sz w:val="24"/>
+          <w:szCs w:val="24"/>
+        </w:rPr>
+        <w:t xml:space="preserve">机の上に、昼間のグラス。うすく色づいた水が、そのまま残っている。</w:t>
+      </w:r>
+    </w:p>
+    <w:p>
+      <w:pPr>
+        <w:spacing w:after="120" w:before="0" w:line="240"/>
+        <w:ind w:left="0" w:right="0"/>
+        <w:jc w:val="left"/>
+      </w:pPr>
+      <w:r>
+        <w:rPr>
+          <w:rFonts w:ascii="Courier New" w:cs="Courier New" w:eastAsia="Courier New" w:hAnsi="Courier New"/>
+          <w:b w:val="false"/>
+          <w:bCs w:val="false"/>
+          <w:sz w:val="24"/>
+          <w:szCs w:val="24"/>
+        </w:rPr>
+        <w:t xml:space="preserve">汐見が、机の前に座って、グラスを見ている。左腕の包帯に、新しい血がにじんでいる。今夜も、あげたのだ。</w:t>
+      </w:r>
+    </w:p>
+    <w:p>
+      <w:pPr>
+        <w:spacing w:after="120" w:before="0" w:line="240"/>
+        <w:ind w:left="0" w:right="0"/>
+        <w:jc w:val="left"/>
+      </w:pPr>
+      <w:r>
+        <w:rPr>
+          <w:rFonts w:ascii="Courier New" w:cs="Courier New" w:eastAsia="Courier New" w:hAnsi="Courier New"/>
+          <w:b w:val="false"/>
+          <w:bCs w:val="false"/>
+          <w:sz w:val="24"/>
+          <w:szCs w:val="24"/>
+        </w:rPr>
+        <w:t xml:space="preserve">ソファで、美月が眠っている。</w:t>
+      </w:r>
+    </w:p>
+    <w:p>
+      <w:pPr>
+        <w:spacing w:after="120" w:before="0" w:line="240"/>
+        <w:ind w:left="0" w:right="0"/>
+        <w:jc w:val="left"/>
+      </w:pPr>
+      <w:r>
+        <w:rPr>
+          <w:rFonts w:ascii="Courier New" w:cs="Courier New" w:eastAsia="Courier New" w:hAnsi="Courier New"/>
+          <w:b w:val="false"/>
+          <w:bCs w:val="false"/>
+          <w:sz w:val="24"/>
+          <w:szCs w:val="24"/>
+        </w:rPr>
+        <w:t xml:space="preserve">汐見は、グラスを手に取る。</w:t>
+      </w:r>
+    </w:p>
+    <w:p>
+      <w:pPr>
+        <w:spacing w:after="120" w:before="0" w:line="240"/>
+        <w:ind w:left="0" w:right="0"/>
+        <w:jc w:val="left"/>
+      </w:pPr>
+      <w:r>
+        <w:rPr>
+          <w:rFonts w:ascii="Courier New" w:cs="Courier New" w:eastAsia="Courier New" w:hAnsi="Courier New"/>
+          <w:b w:val="false"/>
+          <w:bCs w:val="false"/>
+          <w:sz w:val="24"/>
+          <w:szCs w:val="24"/>
+        </w:rPr>
+        <w:t xml:space="preserve">口元まで、持っていく。</w:t>
+      </w:r>
+    </w:p>
+    <w:p>
+      <w:pPr>
+        <w:spacing w:after="0" w:before="200" w:line="240"/>
+        <w:ind w:left="3170" w:right="0"/>
+        <w:jc w:val="left"/>
+      </w:pPr>
+      <w:r>
+        <w:rPr>
+          <w:rFonts w:ascii="Courier New" w:cs="Courier New" w:eastAsia="Courier New" w:hAnsi="Courier New"/>
+          <w:b w:val="false"/>
+          <w:bCs w:val="false"/>
+          <w:sz w:val="24"/>
+          <w:szCs w:val="24"/>
+        </w:rPr>
+        <w:t xml:space="preserve">美月</w:t>
+      </w:r>
+    </w:p>
+    <w:p>
+      <w:pPr>
+        <w:spacing w:after="0" w:before="0" w:line="240"/>
+        <w:ind w:left="1440" w:right="2160"/>
+        <w:jc w:val="left"/>
+      </w:pPr>
+      <w:r>
+        <w:rPr>
+          <w:rFonts w:ascii="Courier New" w:cs="Courier New" w:eastAsia="Courier New" w:hAnsi="Courier New"/>
+          <w:b w:val="false"/>
+          <w:bCs w:val="false"/>
+          <w:sz w:val="24"/>
+          <w:szCs w:val="24"/>
+        </w:rPr>
+        <w:t xml:space="preserve">パパ。</w:t>
+      </w:r>
+    </w:p>
+    <w:p>
+      <w:pPr>
+        <w:spacing w:after="120" w:before="0" w:line="240"/>
+        <w:ind w:left="0" w:right="0"/>
+        <w:jc w:val="left"/>
+      </w:pPr>
+      <w:r>
+        <w:rPr>
+          <w:rFonts w:ascii="Courier New" w:cs="Courier New" w:eastAsia="Courier New" w:hAnsi="Courier New"/>
+          <w:b w:val="false"/>
+          <w:bCs w:val="false"/>
+          <w:sz w:val="24"/>
+          <w:szCs w:val="24"/>
+        </w:rPr>
+        <w:t xml:space="preserve">汐見の手が止まる。</w:t>
+      </w:r>
+    </w:p>
+    <w:p>
+      <w:pPr>
+        <w:spacing w:after="120" w:before="0" w:line="240"/>
+        <w:ind w:left="0" w:right="0"/>
+        <w:jc w:val="left"/>
+      </w:pPr>
+      <w:r>
+        <w:rPr>
+          <w:rFonts w:ascii="Courier New" w:cs="Courier New" w:eastAsia="Courier New" w:hAnsi="Courier New"/>
+          <w:b w:val="false"/>
+          <w:bCs w:val="false"/>
+          <w:sz w:val="24"/>
+          <w:szCs w:val="24"/>
+        </w:rPr>
+        <w:t xml:space="preserve">美月が、ソファの上で目を開けている。</w:t>
+      </w:r>
+    </w:p>
+    <w:p>
+      <w:pPr>
+        <w:spacing w:after="0" w:before="200" w:line="240"/>
+        <w:ind w:left="3170" w:right="0"/>
+        <w:jc w:val="left"/>
+      </w:pPr>
+      <w:r>
+        <w:rPr>
+          <w:rFonts w:ascii="Courier New" w:cs="Courier New" w:eastAsia="Courier New" w:hAnsi="Courier New"/>
+          <w:b w:val="false"/>
+          <w:bCs w:val="false"/>
+          <w:sz w:val="24"/>
+          <w:szCs w:val="24"/>
+        </w:rPr>
+        <w:t xml:space="preserve">美月（CONT'D）</w:t>
+      </w:r>
+    </w:p>
+    <w:p>
+      <w:pPr>
+        <w:spacing w:after="0" w:before="0" w:line="240"/>
+        <w:ind w:left="1440" w:right="2160"/>
+        <w:jc w:val="left"/>
+      </w:pPr>
+      <w:r>
+        <w:rPr>
+          <w:rFonts w:ascii="Courier New" w:cs="Courier New" w:eastAsia="Courier New" w:hAnsi="Courier New"/>
+          <w:b w:val="false"/>
+          <w:bCs w:val="false"/>
+          <w:sz w:val="24"/>
+          <w:szCs w:val="24"/>
+        </w:rPr>
+        <w:t xml:space="preserve">それ、ママの匂いがする。八尋ママの。</w:t>
+      </w:r>
+    </w:p>
+    <w:p>
+      <w:pPr>
+        <w:spacing w:after="0" w:before="200" w:line="240"/>
+        <w:ind w:left="3170" w:right="0"/>
+        <w:jc w:val="left"/>
+      </w:pPr>
+      <w:r>
+        <w:rPr>
+          <w:rFonts w:ascii="Courier New" w:cs="Courier New" w:eastAsia="Courier New" w:hAnsi="Courier New"/>
+          <w:b w:val="false"/>
+          <w:bCs w:val="false"/>
+          <w:sz w:val="24"/>
+          <w:szCs w:val="24"/>
+        </w:rPr>
+        <w:t xml:space="preserve">汐見</w:t>
+      </w:r>
+    </w:p>
+    <w:p>
+      <w:pPr>
+        <w:spacing w:after="0" w:before="0" w:line="240"/>
+        <w:ind w:left="1440" w:right="2160"/>
+        <w:jc w:val="left"/>
+      </w:pPr>
+      <w:r>
+        <w:rPr>
+          <w:rFonts w:ascii="Courier New" w:cs="Courier New" w:eastAsia="Courier New" w:hAnsi="Courier New"/>
+          <w:b w:val="false"/>
+          <w:bCs w:val="false"/>
+          <w:sz w:val="24"/>
+          <w:szCs w:val="24"/>
+        </w:rPr>
+        <w:t xml:space="preserve">……うん。</w:t>
+      </w:r>
+    </w:p>
+    <w:p>
+      <w:pPr>
+        <w:spacing w:after="0" w:before="200" w:line="240"/>
+        <w:ind w:left="3170" w:right="0"/>
+        <w:jc w:val="left"/>
+      </w:pPr>
+      <w:r>
+        <w:rPr>
+          <w:rFonts w:ascii="Courier New" w:cs="Courier New" w:eastAsia="Courier New" w:hAnsi="Courier New"/>
+          <w:b w:val="false"/>
+          <w:bCs w:val="false"/>
+          <w:sz w:val="24"/>
+          <w:szCs w:val="24"/>
+        </w:rPr>
+        <w:t xml:space="preserve">美月</w:t>
+      </w:r>
+    </w:p>
+    <w:p>
+      <w:pPr>
+        <w:spacing w:after="0" w:before="0" w:line="240"/>
+        <w:ind w:left="1440" w:right="2160"/>
+        <w:jc w:val="left"/>
+      </w:pPr>
+      <w:r>
+        <w:rPr>
+          <w:rFonts w:ascii="Courier New" w:cs="Courier New" w:eastAsia="Courier New" w:hAnsi="Courier New"/>
+          <w:b w:val="false"/>
+          <w:bCs w:val="false"/>
+          <w:sz w:val="24"/>
+          <w:szCs w:val="24"/>
+        </w:rPr>
+        <w:t xml:space="preserve">パパも、ずっとここにいるの？</w:t>
+      </w:r>
+    </w:p>
+    <w:p>
+      <w:pPr>
+        <w:spacing w:after="120" w:before="0" w:line="240"/>
+        <w:ind w:left="0" w:right="0"/>
+        <w:jc w:val="left"/>
+      </w:pPr>
+      <w:r>
+        <w:rPr>
+          <w:rFonts w:ascii="Courier New" w:cs="Courier New" w:eastAsia="Courier New" w:hAnsi="Courier New"/>
+          <w:b w:val="false"/>
+          <w:bCs w:val="false"/>
+          <w:sz w:val="24"/>
+          <w:szCs w:val="24"/>
+        </w:rPr>
+        <w:t xml:space="preserve">汐見は、答えられない。</w:t>
+      </w:r>
+    </w:p>
+    <w:p>
+      <w:pPr>
+        <w:spacing w:after="0" w:before="200" w:line="240"/>
+        <w:ind w:left="3170" w:right="0"/>
+        <w:jc w:val="left"/>
+      </w:pPr>
+      <w:r>
+        <w:rPr>
+          <w:rFonts w:ascii="Courier New" w:cs="Courier New" w:eastAsia="Courier New" w:hAnsi="Courier New"/>
+          <w:b w:val="false"/>
+          <w:bCs w:val="false"/>
+          <w:sz w:val="24"/>
+          <w:szCs w:val="24"/>
+        </w:rPr>
+        <w:t xml:space="preserve">美月（CONT'D）</w:t>
+      </w:r>
+    </w:p>
+    <w:p>
+      <w:pPr>
+        <w:spacing w:after="0" w:before="0" w:line="240"/>
+        <w:ind w:left="1440" w:right="2160"/>
+        <w:jc w:val="left"/>
+      </w:pPr>
+      <w:r>
+        <w:rPr>
+          <w:rFonts w:ascii="Courier New" w:cs="Courier New" w:eastAsia="Courier New" w:hAnsi="Courier New"/>
+          <w:b w:val="false"/>
+          <w:bCs w:val="false"/>
+          <w:sz w:val="24"/>
+          <w:szCs w:val="24"/>
+        </w:rPr>
+        <w:t xml:space="preserve">健ちゃんのパパは、来なかったんだって。</w:t>
+      </w:r>
+    </w:p>
+    <w:p>
+      <w:pPr>
+        <w:spacing w:after="120" w:before="0" w:line="240"/>
+        <w:ind w:left="0" w:right="0"/>
+        <w:jc w:val="left"/>
+      </w:pPr>
+      <w:r>
+        <w:rPr>
+          <w:rFonts w:ascii="Courier New" w:cs="Courier New" w:eastAsia="Courier New" w:hAnsi="Courier New"/>
+          <w:b w:val="false"/>
+          <w:bCs w:val="false"/>
+          <w:sz w:val="24"/>
+          <w:szCs w:val="24"/>
+        </w:rPr>
+        <w:t xml:space="preserve">汐見は、グラスを見る。美月を見る。</w:t>
+      </w:r>
+    </w:p>
+    <w:p>
+      <w:pPr>
+        <w:spacing w:after="0" w:before="200" w:line="240"/>
+        <w:ind w:left="3170" w:right="0"/>
+        <w:jc w:val="left"/>
+      </w:pPr>
+      <w:r>
+        <w:rPr>
+          <w:rFonts w:ascii="Courier New" w:cs="Courier New" w:eastAsia="Courier New" w:hAnsi="Courier New"/>
+          <w:b w:val="false"/>
+          <w:bCs w:val="false"/>
+          <w:sz w:val="24"/>
+          <w:szCs w:val="24"/>
+        </w:rPr>
+        <w:t xml:space="preserve">美月（CONT'D）</w:t>
+      </w:r>
+    </w:p>
+    <w:p>
+      <w:pPr>
+        <w:spacing w:after="0" w:before="0" w:line="240"/>
+        <w:ind w:left="1440" w:right="2160"/>
+        <w:jc w:val="left"/>
+      </w:pPr>
+      <w:r>
+        <w:rPr>
+          <w:rFonts w:ascii="Courier New" w:cs="Courier New" w:eastAsia="Courier New" w:hAnsi="Courier New"/>
+          <w:b w:val="false"/>
+          <w:bCs w:val="false"/>
+          <w:sz w:val="24"/>
+          <w:szCs w:val="24"/>
+        </w:rPr>
+        <w:t xml:space="preserve">パパは、来てくれたね。</w:t>
+      </w:r>
+    </w:p>
+    <w:p>
+      <w:pPr>
+        <w:spacing w:after="120" w:before="0" w:line="240"/>
+        <w:ind w:left="0" w:right="0"/>
+        <w:jc w:val="left"/>
+      </w:pPr>
+      <w:r>
+        <w:rPr>
+          <w:rFonts w:ascii="Courier New" w:cs="Courier New" w:eastAsia="Courier New" w:hAnsi="Courier New"/>
+          <w:b w:val="false"/>
+          <w:bCs w:val="false"/>
+          <w:sz w:val="24"/>
+          <w:szCs w:val="24"/>
+        </w:rPr>
+        <w:t xml:space="preserve">汐見は、グラスを持って立ち上がる。部屋の洗面所へ行く。</w:t>
+      </w:r>
+    </w:p>
+    <w:p>
+      <w:pPr>
+        <w:spacing w:after="120" w:before="0" w:line="240"/>
+        <w:ind w:left="0" w:right="0"/>
+        <w:jc w:val="left"/>
+      </w:pPr>
+      <w:r>
+        <w:rPr>
+          <w:rFonts w:ascii="Courier New" w:cs="Courier New" w:eastAsia="Courier New" w:hAnsi="Courier New"/>
+          <w:b w:val="false"/>
+          <w:bCs w:val="false"/>
+          <w:sz w:val="24"/>
+          <w:szCs w:val="24"/>
+        </w:rPr>
+        <w:t xml:space="preserve">水を、流す。</w:t>
+      </w:r>
+    </w:p>
+    <w:p>
+      <w:pPr>
+        <w:spacing w:after="120" w:before="0" w:line="240"/>
+        <w:ind w:left="0" w:right="0"/>
+        <w:jc w:val="left"/>
+      </w:pPr>
+      <w:r>
+        <w:rPr>
+          <w:rFonts w:ascii="Courier New" w:cs="Courier New" w:eastAsia="Courier New" w:hAnsi="Courier New"/>
+          <w:b w:val="false"/>
+          <w:bCs w:val="false"/>
+          <w:sz w:val="24"/>
+          <w:szCs w:val="24"/>
+        </w:rPr>
+        <w:t xml:space="preserve">戻ってきて、ソファの美月の隣に座る。美月の頭を、膝にのせる。</w:t>
+      </w:r>
+    </w:p>
+    <w:p>
+      <w:pPr>
+        <w:spacing w:after="0" w:before="200" w:line="240"/>
+        <w:ind w:left="3170" w:right="0"/>
+        <w:jc w:val="left"/>
+      </w:pPr>
+      <w:r>
+        <w:rPr>
+          <w:rFonts w:ascii="Courier New" w:cs="Courier New" w:eastAsia="Courier New" w:hAnsi="Courier New"/>
+          <w:b w:val="false"/>
+          <w:bCs w:val="false"/>
+          <w:sz w:val="24"/>
+          <w:szCs w:val="24"/>
+        </w:rPr>
+        <w:t xml:space="preserve">汐見</w:t>
+      </w:r>
+    </w:p>
+    <w:p>
+      <w:pPr>
+        <w:spacing w:after="0" w:before="0" w:line="240"/>
+        <w:ind w:left="1440" w:right="2160"/>
+        <w:jc w:val="left"/>
+      </w:pPr>
+      <w:r>
+        <w:rPr>
+          <w:rFonts w:ascii="Courier New" w:cs="Courier New" w:eastAsia="Courier New" w:hAnsi="Courier New"/>
+          <w:b w:val="false"/>
+          <w:bCs w:val="false"/>
+          <w:sz w:val="24"/>
+          <w:szCs w:val="24"/>
+        </w:rPr>
+        <w:t xml:space="preserve">パパはな、美月が大きくなるのが見たいんだ。</w:t>
+      </w:r>
+    </w:p>
+    <w:p>
+      <w:pPr>
+        <w:spacing w:after="0" w:before="200" w:line="240"/>
+        <w:ind w:left="3170" w:right="0"/>
+        <w:jc w:val="left"/>
+      </w:pPr>
+      <w:r>
+        <w:rPr>
+          <w:rFonts w:ascii="Courier New" w:cs="Courier New" w:eastAsia="Courier New" w:hAnsi="Courier New"/>
+          <w:b w:val="false"/>
+          <w:bCs w:val="false"/>
+          <w:sz w:val="24"/>
+          <w:szCs w:val="24"/>
+        </w:rPr>
+        <w:t xml:space="preserve">美月</w:t>
+      </w:r>
+    </w:p>
+    <w:p>
+      <w:pPr>
+        <w:spacing w:after="0" w:before="0" w:line="240"/>
+        <w:ind w:left="1440" w:right="2160"/>
+        <w:jc w:val="left"/>
+      </w:pPr>
+      <w:r>
+        <w:rPr>
+          <w:rFonts w:ascii="Courier New" w:cs="Courier New" w:eastAsia="Courier New" w:hAnsi="Courier New"/>
+          <w:b w:val="false"/>
+          <w:bCs w:val="false"/>
+          <w:sz w:val="24"/>
+          <w:szCs w:val="24"/>
+        </w:rPr>
+        <w:t xml:space="preserve">なんで？</w:t>
+      </w:r>
+    </w:p>
+    <w:p>
+      <w:pPr>
+        <w:spacing w:after="0" w:before="200" w:line="240"/>
+        <w:ind w:left="3170" w:right="0"/>
+        <w:jc w:val="left"/>
+      </w:pPr>
+      <w:r>
+        <w:rPr>
+          <w:rFonts w:ascii="Courier New" w:cs="Courier New" w:eastAsia="Courier New" w:hAnsi="Courier New"/>
+          <w:b w:val="false"/>
+          <w:bCs w:val="false"/>
+          <w:sz w:val="24"/>
+          <w:szCs w:val="24"/>
+        </w:rPr>
+        <w:t xml:space="preserve">汐見</w:t>
+      </w:r>
+    </w:p>
+    <w:p>
+      <w:pPr>
+        <w:spacing w:after="0" w:before="0" w:line="240"/>
+        <w:ind w:left="1440" w:right="2160"/>
+        <w:jc w:val="left"/>
+      </w:pPr>
+      <w:r>
+        <w:rPr>
+          <w:rFonts w:ascii="Courier New" w:cs="Courier New" w:eastAsia="Courier New" w:hAnsi="Courier New"/>
+          <w:b w:val="false"/>
+          <w:bCs w:val="false"/>
+          <w:sz w:val="24"/>
+          <w:szCs w:val="24"/>
+        </w:rPr>
+        <w:t xml:space="preserve">……なんでだろうな。</w:t>
+      </w:r>
+    </w:p>
+    <w:p>
+      <w:pPr>
+        <w:spacing w:after="120" w:before="0" w:line="240"/>
+        <w:ind w:left="0" w:right="0"/>
+        <w:jc w:val="left"/>
+      </w:pPr>
+      <w:r>
+        <w:rPr>
+          <w:rFonts w:ascii="Courier New" w:cs="Courier New" w:eastAsia="Courier New" w:hAnsi="Courier New"/>
+          <w:b w:val="false"/>
+          <w:bCs w:val="false"/>
+          <w:sz w:val="24"/>
+          <w:szCs w:val="24"/>
+        </w:rPr>
+        <w:t xml:space="preserve">美月は、父親の包帯の腕に、頬をつける。目を閉じる。</w:t>
       </w:r>
     </w:p>
     <w:p>
